--- a/Fase 2/Documentos/07_Plan_de_Pruebas_y_Evidencias.docx
+++ b/Fase 2/Documentos/07_Plan_de_Pruebas_y_Evidencias.docx
@@ -7,6 +7,9 @@
         <w:pStyle w:val="Title"/>
       </w:pPr>
       <w:r>
+        <w:rPr>
+          <w:color w:val="000000"/>
+        </w:rPr>
         <w:t>Plan de pruebas y evidencias</w:t>
       </w:r>
     </w:p>
@@ -20,7 +23,7 @@
           <w:color w:val="315B78"/>
           <w:sz w:val="22"/>
         </w:rPr>
-        <w:t>Pruebas unitarias, integración, rendimiento y seguridad</w:t>
+        <w:t>Resultados de integración seguridad rendimiento y regresión del panel</w:t>
       </w:r>
     </w:p>
     <w:tbl>
@@ -28,12 +31,23 @@
         <w:tblStyle w:val="TableGrid"/>
         <w:tblW w:type="auto" w:w="0"/>
         <w:tblLook w:firstColumn="1" w:firstRow="1" w:lastColumn="0" w:lastRow="0" w:noHBand="0" w:noVBand="1" w:val="04A0"/>
+        <w:tblBorders>
+          <w:top w:val="single" w:sz="4" w:color="D9D9D9"/>
+          <w:left w:val="single" w:sz="4" w:color="D9D9D9"/>
+          <w:bottom w:val="single" w:sz="4" w:color="D9D9D9"/>
+          <w:right w:val="single" w:sz="4" w:color="D9D9D9"/>
+          <w:insideH w:val="single" w:sz="4" w:color="D9D9D9"/>
+          <w:insideV w:val="single" w:sz="4" w:color="D9D9D9"/>
+        </w:tblBorders>
       </w:tblPr>
       <w:tblGrid>
         <w:gridCol w:w="5040"/>
         <w:gridCol w:w="5040"/>
       </w:tblGrid>
       <w:tr>
+        <w:trPr>
+          <w:tblHeader/>
+        </w:trPr>
         <w:tc>
           <w:tcPr>
             <w:tcW w:type="dxa" w:w="4896"/>
@@ -49,6 +63,8 @@
           </w:tcPr>
           <w:p>
             <w:pPr>
+              <w:keepNext w:val="0"/>
+              <w:keepLines w:val="0"/>
               <w:spacing w:after="40" w:before="40"/>
             </w:pPr>
             <w:r/>
@@ -77,6 +93,8 @@
           </w:tcPr>
           <w:p>
             <w:pPr>
+              <w:keepNext w:val="0"/>
+              <w:keepLines w:val="0"/>
               <w:spacing w:after="40" w:before="40"/>
             </w:pPr>
             <w:r/>
@@ -91,6 +109,7 @@
         </w:tc>
       </w:tr>
       <w:tr>
+        <w:trPr/>
         <w:tc>
           <w:tcPr>
             <w:tcW w:type="dxa" w:w="4896"/>
@@ -106,16 +125,12 @@
           </w:tcPr>
           <w:p>
             <w:pPr>
+              <w:keepNext w:val="0"/>
+              <w:keepLines w:val="0"/>
               <w:spacing w:after="40" w:before="40"/>
             </w:pPr>
-            <w:r/>
             <w:r>
-              <w:rPr>
-                <w:b/>
-                <w:color w:val="16382F"/>
-                <w:sz w:val="18"/>
-              </w:rPr>
-              <w:t>Fecha</w:t>
+              <w:t>Actualización documental</w:t>
             </w:r>
           </w:p>
         </w:tc>
@@ -134,15 +149,12 @@
           </w:tcPr>
           <w:p>
             <w:pPr>
+              <w:keepNext w:val="0"/>
+              <w:keepLines w:val="0"/>
               <w:spacing w:after="40" w:before="40"/>
             </w:pPr>
-            <w:r/>
             <w:r>
-              <w:rPr>
-                <w:b w:val="0"/>
-                <w:sz w:val="18"/>
-              </w:rPr>
-              <w:t>4 de octubre de 2026</w:t>
+              <w:t>20 de octubre de 2026</w:t>
             </w:r>
           </w:p>
         </w:tc>
@@ -154,7 +166,7 @@
         <w:spacing w:after="120"/>
       </w:pPr>
       <w:r>
-        <w:t>Este plan define cómo demostrar que el MVP funciona más allá de una ejecución manual. Cada caso debe asociarse a una evidencia reproducible: salida de prueba, respuesta HTTP, captura, log o medición.</w:t>
+        <w:t>El corte actual del 20/10/2026, tras integrar el PR #14 sobre 7f635f9 y conservar los cambios locales de juan, registra 205 pruebas aprobadas: 107 backend y 98 frontend, sin fallas ni omisiones. Las 30 de aislamiento están incluidas en las 107, no se suman otra vez. El mapa real tiene una comprobación manual separada en localhost:5173. Los resultados de 32 casos del 06/10, 51 del 09/10 y 169 del 19/10 se conservan como historial y no se suman al resultado actual.</w:t>
       </w:r>
     </w:p>
     <w:p>
@@ -162,6 +174,9 @@
         <w:pStyle w:val="Heading1"/>
       </w:pPr>
       <w:r>
+        <w:rPr>
+          <w:color w:val="000000"/>
+        </w:rPr>
         <w:t>1 Estrategia</w:t>
       </w:r>
     </w:p>
@@ -189,7 +204,7 @@
         <w:spacing w:after="60"/>
       </w:pPr>
       <w:r>
-        <w:t>Pruebas de aceptación sobre los escenarios del cliente.</w:t>
+        <w:t>La aceptación de la empresa se registrará con Rodrigo Quiroga en una sesión real y en su acta; no se considera ejecutada por contar con pruebas del equipo.</w:t>
       </w:r>
     </w:p>
     <w:p>
@@ -215,7 +230,10 @@
         <w:pStyle w:val="Heading1"/>
       </w:pPr>
       <w:r>
-        <w:t>2 Matriz inicial de casos</w:t>
+        <w:rPr>
+          <w:color w:val="000000"/>
+        </w:rPr>
+        <w:t>2 Matriz de casos con resultados reales</w:t>
       </w:r>
     </w:p>
     <w:tbl>
@@ -223,6 +241,14 @@
         <w:tblStyle w:val="TableGrid"/>
         <w:tblW w:type="auto" w:w="0"/>
         <w:tblLook w:firstColumn="1" w:firstRow="1" w:lastColumn="0" w:lastRow="0" w:noHBand="0" w:noVBand="1" w:val="04A0"/>
+        <w:tblBorders>
+          <w:top w:val="single" w:sz="4" w:color="D9D9D9"/>
+          <w:left w:val="single" w:sz="4" w:color="D9D9D9"/>
+          <w:bottom w:val="single" w:sz="4" w:color="D9D9D9"/>
+          <w:right w:val="single" w:sz="4" w:color="D9D9D9"/>
+          <w:insideH w:val="single" w:sz="4" w:color="D9D9D9"/>
+          <w:insideV w:val="single" w:sz="4" w:color="D9D9D9"/>
+        </w:tblBorders>
       </w:tblPr>
       <w:tblGrid>
         <w:gridCol w:w="2520"/>
@@ -231,6 +257,9 @@
         <w:gridCol w:w="2520"/>
       </w:tblGrid>
       <w:tr>
+        <w:trPr>
+          <w:tblHeader/>
+        </w:trPr>
         <w:tc>
           <w:tcPr>
             <w:tcW w:type="dxa" w:w="1152"/>
@@ -247,15 +276,11 @@
           </w:tcPr>
           <w:p>
             <w:pPr>
+              <w:keepNext w:val="0"/>
+              <w:keepLines w:val="0"/>
               <w:spacing w:after="40" w:before="40"/>
             </w:pPr>
-            <w:r/>
             <w:r>
-              <w:rPr>
-                <w:b/>
-                <w:color w:val="FFFFFF"/>
-                <w:sz w:val="17"/>
-              </w:rPr>
               <w:t>ID</w:t>
             </w:r>
           </w:p>
@@ -276,15 +301,11 @@
           </w:tcPr>
           <w:p>
             <w:pPr>
+              <w:keepNext w:val="0"/>
+              <w:keepLines w:val="0"/>
               <w:spacing w:after="40" w:before="40"/>
             </w:pPr>
-            <w:r/>
             <w:r>
-              <w:rPr>
-                <w:b/>
-                <w:color w:val="FFFFFF"/>
-                <w:sz w:val="17"/>
-              </w:rPr>
               <w:t>Caso</w:t>
             </w:r>
           </w:p>
@@ -305,16 +326,12 @@
           </w:tcPr>
           <w:p>
             <w:pPr>
+              <w:keepNext w:val="0"/>
+              <w:keepLines w:val="0"/>
               <w:spacing w:after="40" w:before="40"/>
             </w:pPr>
-            <w:r/>
             <w:r>
-              <w:rPr>
-                <w:b/>
-                <w:color w:val="FFFFFF"/>
-                <w:sz w:val="17"/>
-              </w:rPr>
-              <w:t>Resultado esperado</w:t>
+              <w:t>Resultado obtenido</w:t>
             </w:r>
           </w:p>
         </w:tc>
@@ -334,21 +351,18 @@
           </w:tcPr>
           <w:p>
             <w:pPr>
+              <w:keepNext w:val="0"/>
+              <w:keepLines w:val="0"/>
               <w:spacing w:after="40" w:before="40"/>
             </w:pPr>
-            <w:r/>
             <w:r>
-              <w:rPr>
-                <w:b/>
-                <w:color w:val="FFFFFF"/>
-                <w:sz w:val="17"/>
-              </w:rPr>
-              <w:t>Estado</w:t>
+              <w:t>Estado y evidencia</w:t>
             </w:r>
           </w:p>
         </w:tc>
       </w:tr>
       <w:tr>
+        <w:trPr/>
         <w:tc>
           <w:tcPr>
             <w:tcW w:type="dxa" w:w="1152"/>
@@ -364,14 +378,11 @@
           </w:tcPr>
           <w:p>
             <w:pPr>
+              <w:keepNext w:val="0"/>
+              <w:keepLines w:val="0"/>
               <w:spacing w:after="40" w:before="40"/>
             </w:pPr>
-            <w:r/>
             <w:r>
-              <w:rPr>
-                <w:b w:val="0"/>
-                <w:sz w:val="17"/>
-              </w:rPr>
               <w:t>AUTH-001</w:t>
             </w:r>
           </w:p>
@@ -391,14 +402,11 @@
           </w:tcPr>
           <w:p>
             <w:pPr>
+              <w:keepNext w:val="0"/>
+              <w:keepLines w:val="0"/>
               <w:spacing w:after="40" w:before="40"/>
             </w:pPr>
-            <w:r/>
             <w:r>
-              <w:rPr>
-                <w:b w:val="0"/>
-                <w:sz w:val="17"/>
-              </w:rPr>
               <w:t>Login válido</w:t>
             </w:r>
           </w:p>
@@ -418,15 +426,12 @@
           </w:tcPr>
           <w:p>
             <w:pPr>
+              <w:keepNext w:val="0"/>
+              <w:keepLines w:val="0"/>
               <w:spacing w:after="40" w:before="40"/>
             </w:pPr>
-            <w:r/>
             <w:r>
-              <w:rPr>
-                <w:b w:val="0"/>
-                <w:sz w:val="17"/>
-              </w:rPr>
-              <w:t>200 y token de acceso</w:t>
+              <w:t>200 y tokens; admin y técnico</w:t>
             </w:r>
           </w:p>
         </w:tc>
@@ -445,20 +450,18 @@
           </w:tcPr>
           <w:p>
             <w:pPr>
+              <w:keepNext w:val="0"/>
+              <w:keepLines w:val="0"/>
               <w:spacing w:after="40" w:before="40"/>
             </w:pPr>
-            <w:r/>
             <w:r>
-              <w:rPr>
-                <w:b w:val="0"/>
-                <w:sz w:val="17"/>
-              </w:rPr>
-              <w:t>Pendiente de registrar</w:t>
+              <w:t>Aprobado E1 PI-02/03</w:t>
             </w:r>
           </w:p>
         </w:tc>
       </w:tr>
       <w:tr>
+        <w:trPr/>
         <w:tc>
           <w:tcPr>
             <w:tcW w:type="dxa" w:w="1152"/>
@@ -475,14 +478,11 @@
           </w:tcPr>
           <w:p>
             <w:pPr>
+              <w:keepNext w:val="0"/>
+              <w:keepLines w:val="0"/>
               <w:spacing w:after="40" w:before="40"/>
             </w:pPr>
-            <w:r/>
             <w:r>
-              <w:rPr>
-                <w:b w:val="0"/>
-                <w:sz w:val="17"/>
-              </w:rPr>
               <w:t>AUTH-002</w:t>
             </w:r>
           </w:p>
@@ -503,14 +503,11 @@
           </w:tcPr>
           <w:p>
             <w:pPr>
+              <w:keepNext w:val="0"/>
+              <w:keepLines w:val="0"/>
               <w:spacing w:after="40" w:before="40"/>
             </w:pPr>
-            <w:r/>
             <w:r>
-              <w:rPr>
-                <w:b w:val="0"/>
-                <w:sz w:val="17"/>
-              </w:rPr>
               <w:t>Credencial inválida</w:t>
             </w:r>
           </w:p>
@@ -531,15 +528,12 @@
           </w:tcPr>
           <w:p>
             <w:pPr>
+              <w:keepNext w:val="0"/>
+              <w:keepLines w:val="0"/>
               <w:spacing w:after="40" w:before="40"/>
             </w:pPr>
-            <w:r/>
             <w:r>
-              <w:rPr>
-                <w:b w:val="0"/>
-                <w:sz w:val="17"/>
-              </w:rPr>
-              <w:t>401 sin revelar si existe usuario</w:t>
+              <w:t>401/401, mismo mensaje</w:t>
             </w:r>
           </w:p>
         </w:tc>
@@ -559,20 +553,18 @@
           </w:tcPr>
           <w:p>
             <w:pPr>
+              <w:keepNext w:val="0"/>
+              <w:keepLines w:val="0"/>
               <w:spacing w:after="40" w:before="40"/>
             </w:pPr>
-            <w:r/>
             <w:r>
-              <w:rPr>
-                <w:b w:val="0"/>
-                <w:sz w:val="17"/>
-              </w:rPr>
-              <w:t>Pendiente de registrar</w:t>
+              <w:t>Aprobado E1 PS-01</w:t>
             </w:r>
           </w:p>
         </w:tc>
       </w:tr>
       <w:tr>
+        <w:trPr/>
         <w:tc>
           <w:tcPr>
             <w:tcW w:type="dxa" w:w="1152"/>
@@ -588,14 +580,11 @@
           </w:tcPr>
           <w:p>
             <w:pPr>
+              <w:keepNext w:val="0"/>
+              <w:keepLines w:val="0"/>
               <w:spacing w:after="40" w:before="40"/>
             </w:pPr>
-            <w:r/>
             <w:r>
-              <w:rPr>
-                <w:b w:val="0"/>
-                <w:sz w:val="17"/>
-              </w:rPr>
               <w:t>CLI-001</w:t>
             </w:r>
           </w:p>
@@ -615,14 +604,11 @@
           </w:tcPr>
           <w:p>
             <w:pPr>
+              <w:keepNext w:val="0"/>
+              <w:keepLines w:val="0"/>
               <w:spacing w:after="40" w:before="40"/>
             </w:pPr>
-            <w:r/>
             <w:r>
-              <w:rPr>
-                <w:b w:val="0"/>
-                <w:sz w:val="17"/>
-              </w:rPr>
               <w:t>Crear cliente válido</w:t>
             </w:r>
           </w:p>
@@ -642,15 +628,12 @@
           </w:tcPr>
           <w:p>
             <w:pPr>
+              <w:keepNext w:val="0"/>
+              <w:keepLines w:val="0"/>
               <w:spacing w:after="40" w:before="40"/>
             </w:pPr>
-            <w:r/>
             <w:r>
-              <w:rPr>
-                <w:b w:val="0"/>
-                <w:sz w:val="17"/>
-              </w:rPr>
-              <w:t>201 y coordenadas persistidas</w:t>
+              <w:t>201; coordenadas persistidas, incluido (0, 0)</w:t>
             </w:r>
           </w:p>
         </w:tc>
@@ -669,20 +652,18 @@
           </w:tcPr>
           <w:p>
             <w:pPr>
+              <w:keepNext w:val="0"/>
+              <w:keepLines w:val="0"/>
               <w:spacing w:after="40" w:before="40"/>
             </w:pPr>
-            <w:r/>
             <w:r>
-              <w:rPr>
-                <w:b w:val="0"/>
-                <w:sz w:val="17"/>
-              </w:rPr>
-              <w:t>Pendiente de registrar</w:t>
+              <w:t>Aprobado E1 PI-06 y E2 PostGIS</w:t>
             </w:r>
           </w:p>
         </w:tc>
       </w:tr>
       <w:tr>
+        <w:trPr/>
         <w:tc>
           <w:tcPr>
             <w:tcW w:type="dxa" w:w="1152"/>
@@ -699,14 +680,11 @@
           </w:tcPr>
           <w:p>
             <w:pPr>
+              <w:keepNext w:val="0"/>
+              <w:keepLines w:val="0"/>
               <w:spacing w:after="40" w:before="40"/>
             </w:pPr>
-            <w:r/>
             <w:r>
-              <w:rPr>
-                <w:b w:val="0"/>
-                <w:sz w:val="17"/>
-              </w:rPr>
               <w:t>CLI-002</w:t>
             </w:r>
           </w:p>
@@ -727,14 +705,11 @@
           </w:tcPr>
           <w:p>
             <w:pPr>
+              <w:keepNext w:val="0"/>
+              <w:keepLines w:val="0"/>
               <w:spacing w:after="40" w:before="40"/>
             </w:pPr>
-            <w:r/>
             <w:r>
-              <w:rPr>
-                <w:b w:val="0"/>
-                <w:sz w:val="17"/>
-              </w:rPr>
               <w:t>Eliminar cliente con visitas</w:t>
             </w:r>
           </w:p>
@@ -755,15 +730,12 @@
           </w:tcPr>
           <w:p>
             <w:pPr>
+              <w:keepNext w:val="0"/>
+              <w:keepLines w:val="0"/>
               <w:spacing w:after="40" w:before="40"/>
             </w:pPr>
-            <w:r/>
             <w:r>
-              <w:rPr>
-                <w:b w:val="0"/>
-                <w:sz w:val="17"/>
-              </w:rPr>
-              <w:t>409 y ningún borrado</w:t>
+              <w:t>409, cliente conservado</w:t>
             </w:r>
           </w:p>
         </w:tc>
@@ -783,20 +755,18 @@
           </w:tcPr>
           <w:p>
             <w:pPr>
+              <w:keepNext w:val="0"/>
+              <w:keepLines w:val="0"/>
               <w:spacing w:after="40" w:before="40"/>
             </w:pPr>
-            <w:r/>
             <w:r>
-              <w:rPr>
-                <w:b w:val="0"/>
-                <w:sz w:val="17"/>
-              </w:rPr>
-              <w:t>Verificado en entorno local</w:t>
+              <w:t>Aprobado E1 PI-15</w:t>
             </w:r>
           </w:p>
         </w:tc>
       </w:tr>
       <w:tr>
+        <w:trPr/>
         <w:tc>
           <w:tcPr>
             <w:tcW w:type="dxa" w:w="1152"/>
@@ -812,14 +782,11 @@
           </w:tcPr>
           <w:p>
             <w:pPr>
+              <w:keepNext w:val="0"/>
+              <w:keepLines w:val="0"/>
               <w:spacing w:after="40" w:before="40"/>
             </w:pPr>
-            <w:r/>
             <w:r>
-              <w:rPr>
-                <w:b w:val="0"/>
-                <w:sz w:val="17"/>
-              </w:rPr>
               <w:t>VIS-001</w:t>
             </w:r>
           </w:p>
@@ -839,14 +806,11 @@
           </w:tcPr>
           <w:p>
             <w:pPr>
+              <w:keepNext w:val="0"/>
+              <w:keepLines w:val="0"/>
               <w:spacing w:after="40" w:before="40"/>
             </w:pPr>
-            <w:r/>
             <w:r>
-              <w:rPr>
-                <w:b w:val="0"/>
-                <w:sz w:val="17"/>
-              </w:rPr>
               <w:t>Crear visita manual</w:t>
             </w:r>
           </w:p>
@@ -866,15 +830,12 @@
           </w:tcPr>
           <w:p>
             <w:pPr>
+              <w:keepNext w:val="0"/>
+              <w:keepLines w:val="0"/>
               <w:spacing w:after="40" w:before="40"/>
             </w:pPr>
-            <w:r/>
             <w:r>
-              <w:rPr>
-                <w:b w:val="0"/>
-                <w:sz w:val="17"/>
-              </w:rPr>
-              <w:t>201 con origen manual</w:t>
+              <w:t>201, origen manual; UUID o null según elección</w:t>
             </w:r>
           </w:p>
         </w:tc>
@@ -893,20 +854,18 @@
           </w:tcPr>
           <w:p>
             <w:pPr>
+              <w:keepNext w:val="0"/>
+              <w:keepLines w:val="0"/>
               <w:spacing w:after="40" w:before="40"/>
             </w:pPr>
-            <w:r/>
             <w:r>
-              <w:rPr>
-                <w:b w:val="0"/>
-                <w:sz w:val="17"/>
-              </w:rPr>
-              <w:t>Pendiente de registrar</w:t>
+              <w:t>Aprobado E1 PI-07/17 y E2</w:t>
             </w:r>
           </w:p>
         </w:tc>
       </w:tr>
       <w:tr>
+        <w:trPr/>
         <w:tc>
           <w:tcPr>
             <w:tcW w:type="dxa" w:w="1152"/>
@@ -923,14 +882,11 @@
           </w:tcPr>
           <w:p>
             <w:pPr>
+              <w:keepNext w:val="0"/>
+              <w:keepLines w:val="0"/>
               <w:spacing w:after="40" w:before="40"/>
             </w:pPr>
-            <w:r/>
             <w:r>
-              <w:rPr>
-                <w:b w:val="0"/>
-                <w:sz w:val="17"/>
-              </w:rPr>
               <w:t>VIS-002</w:t>
             </w:r>
           </w:p>
@@ -951,14 +907,11 @@
           </w:tcPr>
           <w:p>
             <w:pPr>
+              <w:keepNext w:val="0"/>
+              <w:keepLines w:val="0"/>
               <w:spacing w:after="40" w:before="40"/>
             </w:pPr>
-            <w:r/>
             <w:r>
-              <w:rPr>
-                <w:b w:val="0"/>
-                <w:sz w:val="17"/>
-              </w:rPr>
               <w:t>Cancelar visita con croquis</w:t>
             </w:r>
           </w:p>
@@ -979,15 +932,12 @@
           </w:tcPr>
           <w:p>
             <w:pPr>
+              <w:keepNext w:val="0"/>
+              <w:keepLines w:val="0"/>
               <w:spacing w:after="40" w:before="40"/>
             </w:pPr>
-            <w:r/>
             <w:r>
-              <w:rPr>
-                <w:b w:val="0"/>
-                <w:sz w:val="17"/>
-              </w:rPr>
-              <w:t>Estado cancelada y croquis intacto</w:t>
+              <w:t>Cancelación cambia solo el estado y conserva visita, croquis y trampas asociados en PostGIS.</w:t>
             </w:r>
           </w:p>
         </w:tc>
@@ -1007,20 +957,18 @@
           </w:tcPr>
           <w:p>
             <w:pPr>
+              <w:keepNext w:val="0"/>
+              <w:keepLines w:val="0"/>
               <w:spacing w:after="40" w:before="40"/>
             </w:pPr>
-            <w:r/>
             <w:r>
-              <w:rPr>
-                <w:b w:val="0"/>
-                <w:sz w:val="17"/>
-              </w:rPr>
-              <w:t>Pendiente de registrar</w:t>
+              <w:t>Aprobado E3 test_cancelar_con_croquis_conserva_visita_croquis_y_trampas</w:t>
             </w:r>
           </w:p>
         </w:tc>
       </w:tr>
       <w:tr>
+        <w:trPr/>
         <w:tc>
           <w:tcPr>
             <w:tcW w:type="dxa" w:w="1152"/>
@@ -1036,14 +984,11 @@
           </w:tcPr>
           <w:p>
             <w:pPr>
+              <w:keepNext w:val="0"/>
+              <w:keepLines w:val="0"/>
               <w:spacing w:after="40" w:before="40"/>
             </w:pPr>
-            <w:r/>
             <w:r>
-              <w:rPr>
-                <w:b w:val="0"/>
-                <w:sz w:val="17"/>
-              </w:rPr>
               <w:t>SEC-001</w:t>
             </w:r>
           </w:p>
@@ -1063,14 +1008,11 @@
           </w:tcPr>
           <w:p>
             <w:pPr>
+              <w:keepNext w:val="0"/>
+              <w:keepLines w:val="0"/>
               <w:spacing w:after="40" w:before="40"/>
             </w:pPr>
-            <w:r/>
             <w:r>
-              <w:rPr>
-                <w:b w:val="0"/>
-                <w:sz w:val="17"/>
-              </w:rPr>
               <w:t>Endpoint sin token</w:t>
             </w:r>
           </w:p>
@@ -1090,15 +1032,12 @@
           </w:tcPr>
           <w:p>
             <w:pPr>
+              <w:keepNext w:val="0"/>
+              <w:keepLines w:val="0"/>
               <w:spacing w:after="40" w:before="40"/>
             </w:pPr>
-            <w:r/>
             <w:r>
-              <w:rPr>
-                <w:b w:val="0"/>
-                <w:sz w:val="17"/>
-              </w:rPr>
-              <w:t>401</w:t>
+              <w:t>401; token inválido también 401</w:t>
             </w:r>
           </w:p>
         </w:tc>
@@ -1117,20 +1056,18 @@
           </w:tcPr>
           <w:p>
             <w:pPr>
+              <w:keepNext w:val="0"/>
+              <w:keepLines w:val="0"/>
               <w:spacing w:after="40" w:before="40"/>
             </w:pPr>
-            <w:r/>
             <w:r>
-              <w:rPr>
-                <w:b w:val="0"/>
-                <w:sz w:val="17"/>
-              </w:rPr>
-              <w:t>Pendiente de registrar</w:t>
+              <w:t>Aprobado E1 PS-02/03 y E2</w:t>
             </w:r>
           </w:p>
         </w:tc>
       </w:tr>
       <w:tr>
+        <w:trPr/>
         <w:tc>
           <w:tcPr>
             <w:tcW w:type="dxa" w:w="1152"/>
@@ -1147,14 +1084,11 @@
           </w:tcPr>
           <w:p>
             <w:pPr>
+              <w:keepNext w:val="0"/>
+              <w:keepLines w:val="0"/>
               <w:spacing w:after="40" w:before="40"/>
             </w:pPr>
-            <w:r/>
             <w:r>
-              <w:rPr>
-                <w:b w:val="0"/>
-                <w:sz w:val="17"/>
-              </w:rPr>
               <w:t>SEC-002</w:t>
             </w:r>
           </w:p>
@@ -1175,14 +1109,11 @@
           </w:tcPr>
           <w:p>
             <w:pPr>
+              <w:keepNext w:val="0"/>
+              <w:keepLines w:val="0"/>
               <w:spacing w:after="40" w:before="40"/>
             </w:pPr>
-            <w:r/>
             <w:r>
-              <w:rPr>
-                <w:b w:val="0"/>
-                <w:sz w:val="17"/>
-              </w:rPr>
               <w:t>Operador consulta visita ajena</w:t>
             </w:r>
           </w:p>
@@ -1203,14 +1134,11 @@
           </w:tcPr>
           <w:p>
             <w:pPr>
+              <w:keepNext w:val="0"/>
+              <w:keepLines w:val="0"/>
               <w:spacing w:after="40" w:before="40"/>
             </w:pPr>
-            <w:r/>
             <w:r>
-              <w:rPr>
-                <w:b w:val="0"/>
-                <w:sz w:val="17"/>
-              </w:rPr>
               <w:t>403</w:t>
             </w:r>
           </w:p>
@@ -1231,15 +1159,606 @@
           </w:tcPr>
           <w:p>
             <w:pPr>
+              <w:keepNext w:val="0"/>
+              <w:keepLines w:val="0"/>
               <w:spacing w:after="40" w:before="40"/>
             </w:pPr>
-            <w:r/>
             <w:r>
-              <w:rPr>
-                <w:b w:val="0"/>
-                <w:sz w:val="17"/>
-              </w:rPr>
-              <w:t>Pendiente de registrar</w:t>
+              <w:t>Aprobado E1 PS-06</w:t>
+            </w:r>
+          </w:p>
+        </w:tc>
+      </w:tr>
+      <w:tr>
+        <w:trPr/>
+        <w:tc>
+          <w:tcPr>
+            <w:tcW w:type="dxa" w:w="1152"/>
+            <w:vAlign w:val="center"/>
+            <w:tcBorders>
+              <w:top w:val="single" w:sz="4" w:color="D9E2DD"/>
+              <w:left w:val="single" w:sz="4" w:color="D9E2DD"/>
+              <w:bottom w:val="single" w:sz="4" w:color="D9E2DD"/>
+              <w:right w:val="single" w:sz="4" w:color="D9E2DD"/>
+              <w:insideH w:val="single" w:sz="4" w:color="D9E2DD"/>
+              <w:insideV w:val="single" w:sz="4" w:color="D9E2DD"/>
+            </w:tcBorders>
+          </w:tcPr>
+          <w:p>
+            <w:pPr>
+              <w:keepNext w:val="0"/>
+              <w:keepLines w:val="0"/>
+              <w:spacing w:after="40" w:before="40"/>
+            </w:pPr>
+            <w:r>
+              <w:t>PERF-001</w:t>
+            </w:r>
+          </w:p>
+        </w:tc>
+        <w:tc>
+          <w:tcPr>
+            <w:tcW w:type="dxa" w:w="3024"/>
+            <w:vAlign w:val="center"/>
+            <w:tcBorders>
+              <w:top w:val="single" w:sz="4" w:color="D9E2DD"/>
+              <w:left w:val="single" w:sz="4" w:color="D9E2DD"/>
+              <w:bottom w:val="single" w:sz="4" w:color="D9E2DD"/>
+              <w:right w:val="single" w:sz="4" w:color="D9E2DD"/>
+              <w:insideH w:val="single" w:sz="4" w:color="D9E2DD"/>
+              <w:insideV w:val="single" w:sz="4" w:color="D9E2DD"/>
+            </w:tcBorders>
+          </w:tcPr>
+          <w:p>
+            <w:pPr>
+              <w:keepNext w:val="0"/>
+              <w:keepLines w:val="0"/>
+              <w:spacing w:after="40" w:before="40"/>
+            </w:pPr>
+            <w:r>
+              <w:t>Agenda de operador</w:t>
+            </w:r>
+          </w:p>
+        </w:tc>
+        <w:tc>
+          <w:tcPr>
+            <w:tcW w:type="dxa" w:w="3312"/>
+            <w:vAlign w:val="center"/>
+            <w:tcBorders>
+              <w:top w:val="single" w:sz="4" w:color="D9E2DD"/>
+              <w:left w:val="single" w:sz="4" w:color="D9E2DD"/>
+              <w:bottom w:val="single" w:sz="4" w:color="D9E2DD"/>
+              <w:right w:val="single" w:sz="4" w:color="D9E2DD"/>
+              <w:insideH w:val="single" w:sz="4" w:color="D9E2DD"/>
+              <w:insideV w:val="single" w:sz="4" w:color="D9E2DD"/>
+            </w:tcBorders>
+          </w:tcPr>
+          <w:p>
+            <w:pPr>
+              <w:keepNext w:val="0"/>
+              <w:keepLines w:val="0"/>
+              <w:spacing w:after="40" w:before="40"/>
+            </w:pPr>
+            <w:r>
+              <w:t>p95 0,081 s; 50 solicitudes, 10 concurrentes, 0 errores</w:t>
+            </w:r>
+          </w:p>
+        </w:tc>
+        <w:tc>
+          <w:tcPr>
+            <w:tcW w:type="dxa" w:w="2160"/>
+            <w:vAlign w:val="center"/>
+            <w:tcBorders>
+              <w:top w:val="single" w:sz="4" w:color="D9E2DD"/>
+              <w:left w:val="single" w:sz="4" w:color="D9E2DD"/>
+              <w:bottom w:val="single" w:sz="4" w:color="D9E2DD"/>
+              <w:right w:val="single" w:sz="4" w:color="D9E2DD"/>
+              <w:insideH w:val="single" w:sz="4" w:color="D9E2DD"/>
+              <w:insideV w:val="single" w:sz="4" w:color="D9E2DD"/>
+            </w:tcBorders>
+          </w:tcPr>
+          <w:p>
+            <w:pPr>
+              <w:keepNext w:val="0"/>
+              <w:keepLines w:val="0"/>
+              <w:spacing w:after="40" w:before="40"/>
+            </w:pPr>
+            <w:r>
+              <w:t>Aprobado E1 PR-02</w:t>
+            </w:r>
+          </w:p>
+        </w:tc>
+      </w:tr>
+      <w:tr>
+        <w:trPr/>
+        <w:tc>
+          <w:tcPr>
+            <w:tcW w:type="dxa" w:w="1152"/>
+            <w:vAlign w:val="center"/>
+            <w:tcBorders>
+              <w:top w:val="single" w:sz="4" w:color="D9E2DD"/>
+              <w:left w:val="single" w:sz="4" w:color="D9E2DD"/>
+              <w:bottom w:val="single" w:sz="4" w:color="D9E2DD"/>
+              <w:right w:val="single" w:sz="4" w:color="D9E2DD"/>
+              <w:insideH w:val="single" w:sz="4" w:color="D9E2DD"/>
+              <w:insideV w:val="single" w:sz="4" w:color="D9E2DD"/>
+            </w:tcBorders>
+          </w:tcPr>
+          <w:p>
+            <w:pPr>
+              <w:keepNext w:val="0"/>
+              <w:keepLines w:val="0"/>
+              <w:spacing w:after="40" w:before="40"/>
+            </w:pPr>
+            <w:r>
+              <w:t>PERF-002</w:t>
+            </w:r>
+          </w:p>
+        </w:tc>
+        <w:tc>
+          <w:tcPr>
+            <w:tcW w:type="dxa" w:w="3024"/>
+            <w:vAlign w:val="center"/>
+            <w:tcBorders>
+              <w:top w:val="single" w:sz="4" w:color="D9E2DD"/>
+              <w:left w:val="single" w:sz="4" w:color="D9E2DD"/>
+              <w:bottom w:val="single" w:sz="4" w:color="D9E2DD"/>
+              <w:right w:val="single" w:sz="4" w:color="D9E2DD"/>
+              <w:insideH w:val="single" w:sz="4" w:color="D9E2DD"/>
+              <w:insideV w:val="single" w:sz="4" w:color="D9E2DD"/>
+            </w:tcBorders>
+          </w:tcPr>
+          <w:p>
+            <w:pPr>
+              <w:keepNext w:val="0"/>
+              <w:keepLines w:val="0"/>
+              <w:spacing w:after="40" w:before="40"/>
+            </w:pPr>
+            <w:r>
+              <w:t>Login</w:t>
+            </w:r>
+          </w:p>
+        </w:tc>
+        <w:tc>
+          <w:tcPr>
+            <w:tcW w:type="dxa" w:w="3312"/>
+            <w:vAlign w:val="center"/>
+            <w:tcBorders>
+              <w:top w:val="single" w:sz="4" w:color="D9E2DD"/>
+              <w:left w:val="single" w:sz="4" w:color="D9E2DD"/>
+              <w:bottom w:val="single" w:sz="4" w:color="D9E2DD"/>
+              <w:right w:val="single" w:sz="4" w:color="D9E2DD"/>
+              <w:insideH w:val="single" w:sz="4" w:color="D9E2DD"/>
+              <w:insideV w:val="single" w:sz="4" w:color="D9E2DD"/>
+            </w:tcBorders>
+          </w:tcPr>
+          <w:p>
+            <w:pPr>
+              <w:keepNext w:val="0"/>
+              <w:keepLines w:val="0"/>
+              <w:spacing w:after="40" w:before="40"/>
+            </w:pPr>
+            <w:r>
+              <w:t>p95 0,292 s; 50 solicitudes, 10 concurrentes, 0 errores</w:t>
+            </w:r>
+          </w:p>
+        </w:tc>
+        <w:tc>
+          <w:tcPr>
+            <w:tcW w:type="dxa" w:w="2160"/>
+            <w:vAlign w:val="center"/>
+            <w:tcBorders>
+              <w:top w:val="single" w:sz="4" w:color="D9E2DD"/>
+              <w:left w:val="single" w:sz="4" w:color="D9E2DD"/>
+              <w:bottom w:val="single" w:sz="4" w:color="D9E2DD"/>
+              <w:right w:val="single" w:sz="4" w:color="D9E2DD"/>
+              <w:insideH w:val="single" w:sz="4" w:color="D9E2DD"/>
+              <w:insideV w:val="single" w:sz="4" w:color="D9E2DD"/>
+            </w:tcBorders>
+          </w:tcPr>
+          <w:p>
+            <w:pPr>
+              <w:keepNext w:val="0"/>
+              <w:keepLines w:val="0"/>
+              <w:spacing w:after="40" w:before="40"/>
+            </w:pPr>
+            <w:r>
+              <w:t>Aprobado E1 PR-01</w:t>
+            </w:r>
+          </w:p>
+        </w:tc>
+      </w:tr>
+      <w:tr>
+        <w:trPr/>
+        <w:tc>
+          <w:tcPr>
+            <w:tcW w:type="dxa" w:w="1152"/>
+            <w:vAlign w:val="center"/>
+            <w:tcBorders>
+              <w:top w:val="single" w:sz="4" w:color="D9E2DD"/>
+              <w:left w:val="single" w:sz="4" w:color="D9E2DD"/>
+              <w:bottom w:val="single" w:sz="4" w:color="D9E2DD"/>
+              <w:right w:val="single" w:sz="4" w:color="D9E2DD"/>
+              <w:insideH w:val="single" w:sz="4" w:color="D9E2DD"/>
+              <w:insideV w:val="single" w:sz="4" w:color="D9E2DD"/>
+            </w:tcBorders>
+          </w:tcPr>
+          <w:p>
+            <w:pPr>
+              <w:keepNext w:val="0"/>
+              <w:keepLines w:val="0"/>
+              <w:spacing w:after="40" w:before="40"/>
+            </w:pPr>
+            <w:r>
+              <w:t>PERF-003</w:t>
+            </w:r>
+          </w:p>
+        </w:tc>
+        <w:tc>
+          <w:tcPr>
+            <w:tcW w:type="dxa" w:w="3024"/>
+            <w:vAlign w:val="center"/>
+            <w:tcBorders>
+              <w:top w:val="single" w:sz="4" w:color="D9E2DD"/>
+              <w:left w:val="single" w:sz="4" w:color="D9E2DD"/>
+              <w:bottom w:val="single" w:sz="4" w:color="D9E2DD"/>
+              <w:right w:val="single" w:sz="4" w:color="D9E2DD"/>
+              <w:insideH w:val="single" w:sz="4" w:color="D9E2DD"/>
+              <w:insideV w:val="single" w:sz="4" w:color="D9E2DD"/>
+            </w:tcBorders>
+          </w:tcPr>
+          <w:p>
+            <w:pPr>
+              <w:keepNext w:val="0"/>
+              <w:keepLines w:val="0"/>
+              <w:spacing w:after="40" w:before="40"/>
+            </w:pPr>
+            <w:r>
+              <w:t>Agenda del panel</w:t>
+            </w:r>
+          </w:p>
+        </w:tc>
+        <w:tc>
+          <w:tcPr>
+            <w:tcW w:type="dxa" w:w="3312"/>
+            <w:vAlign w:val="center"/>
+            <w:tcBorders>
+              <w:top w:val="single" w:sz="4" w:color="D9E2DD"/>
+              <w:left w:val="single" w:sz="4" w:color="D9E2DD"/>
+              <w:bottom w:val="single" w:sz="4" w:color="D9E2DD"/>
+              <w:right w:val="single" w:sz="4" w:color="D9E2DD"/>
+              <w:insideH w:val="single" w:sz="4" w:color="D9E2DD"/>
+              <w:insideV w:val="single" w:sz="4" w:color="D9E2DD"/>
+            </w:tcBorders>
+          </w:tcPr>
+          <w:p>
+            <w:pPr>
+              <w:keepNext w:val="0"/>
+              <w:keepLines w:val="0"/>
+              <w:spacing w:after="40" w:before="40"/>
+            </w:pPr>
+            <w:r>
+              <w:t>p95 0,076 s; 50 solicitudes, 10 concurrentes, 0 errores</w:t>
+            </w:r>
+          </w:p>
+        </w:tc>
+        <w:tc>
+          <w:tcPr>
+            <w:tcW w:type="dxa" w:w="2160"/>
+            <w:vAlign w:val="center"/>
+            <w:tcBorders>
+              <w:top w:val="single" w:sz="4" w:color="D9E2DD"/>
+              <w:left w:val="single" w:sz="4" w:color="D9E2DD"/>
+              <w:bottom w:val="single" w:sz="4" w:color="D9E2DD"/>
+              <w:right w:val="single" w:sz="4" w:color="D9E2DD"/>
+              <w:insideH w:val="single" w:sz="4" w:color="D9E2DD"/>
+              <w:insideV w:val="single" w:sz="4" w:color="D9E2DD"/>
+            </w:tcBorders>
+          </w:tcPr>
+          <w:p>
+            <w:pPr>
+              <w:keepNext w:val="0"/>
+              <w:keepLines w:val="0"/>
+              <w:spacing w:after="40" w:before="40"/>
+            </w:pPr>
+            <w:r>
+              <w:t>Aprobado E1 PR-03</w:t>
+            </w:r>
+          </w:p>
+        </w:tc>
+      </w:tr>
+      <w:tr>
+        <w:trPr/>
+        <w:tc>
+          <w:tcPr>
+            <w:tcW w:type="dxa" w:w="1152"/>
+            <w:vAlign w:val="center"/>
+            <w:tcBorders>
+              <w:top w:val="single" w:sz="4" w:color="D9E2DD"/>
+              <w:left w:val="single" w:sz="4" w:color="D9E2DD"/>
+              <w:bottom w:val="single" w:sz="4" w:color="D9E2DD"/>
+              <w:right w:val="single" w:sz="4" w:color="D9E2DD"/>
+              <w:insideH w:val="single" w:sz="4" w:color="D9E2DD"/>
+              <w:insideV w:val="single" w:sz="4" w:color="D9E2DD"/>
+            </w:tcBorders>
+          </w:tcPr>
+          <w:p>
+            <w:pPr>
+              <w:keepNext w:val="0"/>
+              <w:keepLines w:val="0"/>
+              <w:spacing w:after="40" w:before="40"/>
+            </w:pPr>
+            <w:r>
+              <w:t>PANEL-HORA</w:t>
+            </w:r>
+          </w:p>
+        </w:tc>
+        <w:tc>
+          <w:tcPr>
+            <w:tcW w:type="dxa" w:w="3024"/>
+            <w:vAlign w:val="center"/>
+            <w:tcBorders>
+              <w:top w:val="single" w:sz="4" w:color="D9E2DD"/>
+              <w:left w:val="single" w:sz="4" w:color="D9E2DD"/>
+              <w:bottom w:val="single" w:sz="4" w:color="D9E2DD"/>
+              <w:right w:val="single" w:sz="4" w:color="D9E2DD"/>
+              <w:insideH w:val="single" w:sz="4" w:color="D9E2DD"/>
+              <w:insideV w:val="single" w:sz="4" w:color="D9E2DD"/>
+            </w:tcBorders>
+          </w:tcPr>
+          <w:p>
+            <w:pPr>
+              <w:keepNext w:val="0"/>
+              <w:keepLines w:val="0"/>
+              <w:spacing w:after="40" w:before="40"/>
+            </w:pPr>
+            <w:r>
+              <w:t>Hora de Chile</w:t>
+            </w:r>
+          </w:p>
+        </w:tc>
+        <w:tc>
+          <w:tcPr>
+            <w:tcW w:type="dxa" w:w="3312"/>
+            <w:vAlign w:val="center"/>
+            <w:tcBorders>
+              <w:top w:val="single" w:sz="4" w:color="D9E2DD"/>
+              <w:left w:val="single" w:sz="4" w:color="D9E2DD"/>
+              <w:bottom w:val="single" w:sz="4" w:color="D9E2DD"/>
+              <w:right w:val="single" w:sz="4" w:color="D9E2DD"/>
+              <w:insideH w:val="single" w:sz="4" w:color="D9E2DD"/>
+              <w:insideV w:val="single" w:sz="4" w:color="D9E2DD"/>
+            </w:tcBorders>
+          </w:tcPr>
+          <w:p>
+            <w:pPr>
+              <w:keepNext w:val="0"/>
+              <w:keepLines w:val="0"/>
+              <w:spacing w:after="40" w:before="40"/>
+            </w:pPr>
+            <w:r>
+              <w:t>10 verano → 13 UTC; 10 invierno → 14 UTC; 23:30 conserva el día chileno</w:t>
+            </w:r>
+          </w:p>
+        </w:tc>
+        <w:tc>
+          <w:tcPr>
+            <w:tcW w:type="dxa" w:w="2160"/>
+            <w:vAlign w:val="center"/>
+            <w:tcBorders>
+              <w:top w:val="single" w:sz="4" w:color="D9E2DD"/>
+              <w:left w:val="single" w:sz="4" w:color="D9E2DD"/>
+              <w:bottom w:val="single" w:sz="4" w:color="D9E2DD"/>
+              <w:right w:val="single" w:sz="4" w:color="D9E2DD"/>
+              <w:insideH w:val="single" w:sz="4" w:color="D9E2DD"/>
+              <w:insideV w:val="single" w:sz="4" w:color="D9E2DD"/>
+            </w:tcBorders>
+          </w:tcPr>
+          <w:p>
+            <w:pPr>
+              <w:keepNext w:val="0"/>
+              <w:keepLines w:val="0"/>
+              <w:spacing w:after="40" w:before="40"/>
+            </w:pPr>
+            <w:r>
+              <w:t>Aprobado E2</w:t>
+            </w:r>
+          </w:p>
+        </w:tc>
+      </w:tr>
+      <w:tr>
+        <w:trPr/>
+        <w:tc>
+          <w:tcPr>
+            <w:tcW w:type="dxa" w:w="1152"/>
+            <w:vAlign w:val="center"/>
+            <w:tcBorders>
+              <w:top w:val="single" w:sz="4" w:color="D9E2DD"/>
+              <w:left w:val="single" w:sz="4" w:color="D9E2DD"/>
+              <w:bottom w:val="single" w:sz="4" w:color="D9E2DD"/>
+              <w:right w:val="single" w:sz="4" w:color="D9E2DD"/>
+              <w:insideH w:val="single" w:sz="4" w:color="D9E2DD"/>
+              <w:insideV w:val="single" w:sz="4" w:color="D9E2DD"/>
+            </w:tcBorders>
+          </w:tcPr>
+          <w:p>
+            <w:pPr>
+              <w:keepNext w:val="0"/>
+              <w:keepLines w:val="0"/>
+              <w:spacing w:after="40" w:before="40"/>
+            </w:pPr>
+            <w:r>
+              <w:t>PANEL-CLIENTES</w:t>
+            </w:r>
+          </w:p>
+        </w:tc>
+        <w:tc>
+          <w:tcPr>
+            <w:tcW w:type="dxa" w:w="3024"/>
+            <w:vAlign w:val="center"/>
+            <w:tcBorders>
+              <w:top w:val="single" w:sz="4" w:color="D9E2DD"/>
+              <w:left w:val="single" w:sz="4" w:color="D9E2DD"/>
+              <w:bottom w:val="single" w:sz="4" w:color="D9E2DD"/>
+              <w:right w:val="single" w:sz="4" w:color="D9E2DD"/>
+              <w:insideH w:val="single" w:sz="4" w:color="D9E2DD"/>
+              <w:insideV w:val="single" w:sz="4" w:color="D9E2DD"/>
+            </w:tcBorders>
+          </w:tcPr>
+          <w:p>
+            <w:pPr>
+              <w:keepNext w:val="0"/>
+              <w:keepLines w:val="0"/>
+              <w:spacing w:after="40" w:before="40"/>
+            </w:pPr>
+            <w:r>
+              <w:t>Cliente sin coordenadas</w:t>
+            </w:r>
+          </w:p>
+        </w:tc>
+        <w:tc>
+          <w:tcPr>
+            <w:tcW w:type="dxa" w:w="3312"/>
+            <w:vAlign w:val="center"/>
+            <w:tcBorders>
+              <w:top w:val="single" w:sz="4" w:color="D9E2DD"/>
+              <w:left w:val="single" w:sz="4" w:color="D9E2DD"/>
+              <w:bottom w:val="single" w:sz="4" w:color="D9E2DD"/>
+              <w:right w:val="single" w:sz="4" w:color="D9E2DD"/>
+              <w:insideH w:val="single" w:sz="4" w:color="D9E2DD"/>
+              <w:insideV w:val="single" w:sz="4" w:color="D9E2DD"/>
+            </w:tcBorders>
+          </w:tcPr>
+          <w:p>
+            <w:pPr>
+              <w:keepNext w:val="0"/>
+              <w:keepLines w:val="0"/>
+              <w:spacing w:after="40" w:before="40"/>
+            </w:pPr>
+            <w:r>
+              <w:t>Listado y edición con null; persistencia tras recarga</w:t>
+            </w:r>
+          </w:p>
+        </w:tc>
+        <w:tc>
+          <w:tcPr>
+            <w:tcW w:type="dxa" w:w="2160"/>
+            <w:vAlign w:val="center"/>
+            <w:tcBorders>
+              <w:top w:val="single" w:sz="4" w:color="D9E2DD"/>
+              <w:left w:val="single" w:sz="4" w:color="D9E2DD"/>
+              <w:bottom w:val="single" w:sz="4" w:color="D9E2DD"/>
+              <w:right w:val="single" w:sz="4" w:color="D9E2DD"/>
+              <w:insideH w:val="single" w:sz="4" w:color="D9E2DD"/>
+              <w:insideV w:val="single" w:sz="4" w:color="D9E2DD"/>
+            </w:tcBorders>
+          </w:tcPr>
+          <w:p>
+            <w:pPr>
+              <w:keepNext w:val="0"/>
+              <w:keepLines w:val="0"/>
+              <w:spacing w:after="40" w:before="40"/>
+            </w:pPr>
+            <w:r>
+              <w:t>Aprobado E2</w:t>
+            </w:r>
+          </w:p>
+        </w:tc>
+      </w:tr>
+      <w:tr>
+        <w:trPr/>
+        <w:tc>
+          <w:tcPr>
+            <w:tcW w:type="dxa" w:w="1152"/>
+            <w:vAlign w:val="center"/>
+            <w:tcBorders>
+              <w:top w:val="single" w:sz="4" w:color="D9E2DD"/>
+              <w:left w:val="single" w:sz="4" w:color="D9E2DD"/>
+              <w:bottom w:val="single" w:sz="4" w:color="D9E2DD"/>
+              <w:right w:val="single" w:sz="4" w:color="D9E2DD"/>
+              <w:insideH w:val="single" w:sz="4" w:color="D9E2DD"/>
+              <w:insideV w:val="single" w:sz="4" w:color="D9E2DD"/>
+            </w:tcBorders>
+          </w:tcPr>
+          <w:p>
+            <w:pPr>
+              <w:keepNext w:val="0"/>
+              <w:keepLines w:val="0"/>
+              <w:spacing w:after="40" w:before="40"/>
+            </w:pPr>
+            <w:r>
+              <w:t>PANEL-ASIGNACION</w:t>
+            </w:r>
+          </w:p>
+        </w:tc>
+        <w:tc>
+          <w:tcPr>
+            <w:tcW w:type="dxa" w:w="3024"/>
+            <w:vAlign w:val="center"/>
+            <w:tcBorders>
+              <w:top w:val="single" w:sz="4" w:color="D9E2DD"/>
+              <w:left w:val="single" w:sz="4" w:color="D9E2DD"/>
+              <w:bottom w:val="single" w:sz="4" w:color="D9E2DD"/>
+              <w:right w:val="single" w:sz="4" w:color="D9E2DD"/>
+              <w:insideH w:val="single" w:sz="4" w:color="D9E2DD"/>
+              <w:insideV w:val="single" w:sz="4" w:color="D9E2DD"/>
+            </w:tcBorders>
+          </w:tcPr>
+          <w:p>
+            <w:pPr>
+              <w:keepNext w:val="0"/>
+              <w:keepLines w:val="0"/>
+              <w:spacing w:after="40" w:before="40"/>
+            </w:pPr>
+            <w:r>
+              <w:t>Sin asignar</w:t>
+            </w:r>
+          </w:p>
+        </w:tc>
+        <w:tc>
+          <w:tcPr>
+            <w:tcW w:type="dxa" w:w="3312"/>
+            <w:vAlign w:val="center"/>
+            <w:tcBorders>
+              <w:top w:val="single" w:sz="4" w:color="D9E2DD"/>
+              <w:left w:val="single" w:sz="4" w:color="D9E2DD"/>
+              <w:bottom w:val="single" w:sz="4" w:color="D9E2DD"/>
+              <w:right w:val="single" w:sz="4" w:color="D9E2DD"/>
+              <w:insideH w:val="single" w:sz="4" w:color="D9E2DD"/>
+              <w:insideV w:val="single" w:sz="4" w:color="D9E2DD"/>
+            </w:tcBorders>
+          </w:tcPr>
+          <w:p>
+            <w:pPr>
+              <w:keepNext w:val="0"/>
+              <w:keepLines w:val="0"/>
+              <w:spacing w:after="40" w:before="40"/>
+            </w:pPr>
+            <w:r>
+              <w:t>operador_id null; guardado y recarga sin 422/500</w:t>
+            </w:r>
+          </w:p>
+        </w:tc>
+        <w:tc>
+          <w:tcPr>
+            <w:tcW w:type="dxa" w:w="2160"/>
+            <w:vAlign w:val="center"/>
+            <w:tcBorders>
+              <w:top w:val="single" w:sz="4" w:color="D9E2DD"/>
+              <w:left w:val="single" w:sz="4" w:color="D9E2DD"/>
+              <w:bottom w:val="single" w:sz="4" w:color="D9E2DD"/>
+              <w:right w:val="single" w:sz="4" w:color="D9E2DD"/>
+              <w:insideH w:val="single" w:sz="4" w:color="D9E2DD"/>
+              <w:insideV w:val="single" w:sz="4" w:color="D9E2DD"/>
+            </w:tcBorders>
+          </w:tcPr>
+          <w:p>
+            <w:pPr>
+              <w:keepNext w:val="0"/>
+              <w:keepLines w:val="0"/>
+              <w:spacing w:after="40" w:before="40"/>
+            </w:pPr>
+            <w:r>
+              <w:t>Aprobado E2</w:t>
             </w:r>
           </w:p>
         </w:tc>
@@ -1259,16 +1778,9 @@
             </w:tcBorders>
           </w:tcPr>
           <w:p>
-            <w:pPr>
-              <w:spacing w:after="40" w:before="40"/>
-            </w:pPr>
-            <w:r/>
+            <w:pPr/>
             <w:r>
-              <w:rPr>
-                <w:b w:val="0"/>
-                <w:sz w:val="17"/>
-              </w:rPr>
-              <w:t>PERF-001</w:t>
+              <w:t>CRW01 a CRW15</w:t>
             </w:r>
           </w:p>
         </w:tc>
@@ -1286,16 +1798,9 @@
             </w:tcBorders>
           </w:tcPr>
           <w:p>
-            <w:pPr>
-              <w:spacing w:after="40" w:before="40"/>
-            </w:pPr>
-            <w:r/>
+            <w:pPr/>
             <w:r>
-              <w:rPr>
-                <w:b w:val="0"/>
-                <w:sz w:val="17"/>
-              </w:rPr>
-              <w:t>Agenda de operador</w:t>
+              <w:t>Interfaz de consulta del croquis</w:t>
             </w:r>
           </w:p>
         </w:tc>
@@ -1313,16 +1818,9 @@
             </w:tcBorders>
           </w:tcPr>
           <w:p>
-            <w:pPr>
-              <w:spacing w:after="40" w:before="40"/>
-            </w:pPr>
-            <w:r/>
+            <w:pPr/>
             <w:r>
-              <w:rPr>
-                <w:b w:val="0"/>
-                <w:sz w:val="17"/>
-              </w:rPr>
-              <w:t>Dentro del umbral acordado</w:t>
+              <w:t>16 casos React aprobados: solo GET, estados, fotos, errores, sesión, navegación y accesibilidad básica.</w:t>
             </w:r>
           </w:p>
         </w:tc>
@@ -1340,16 +1838,583 @@
             </w:tcBorders>
           </w:tcPr>
           <w:p>
-            <w:pPr>
-              <w:spacing w:after="40" w:before="40"/>
-            </w:pPr>
-            <w:r/>
+            <w:pPr/>
             <w:r>
-              <w:rPr>
-                <w:b w:val="0"/>
-                <w:sz w:val="17"/>
-              </w:rPr>
-              <w:t>Pendiente de medir</w:t>
+              <w:t>Aprobado E4 croquis.test.jsx</w:t>
+            </w:r>
+          </w:p>
+        </w:tc>
+      </w:tr>
+      <w:tr>
+        <w:tc>
+          <w:tcPr>
+            <w:tcW w:type="dxa" w:w="1152"/>
+            <w:vAlign w:val="center"/>
+            <w:tcBorders>
+              <w:top w:val="single" w:sz="4" w:color="D9E2DD"/>
+              <w:left w:val="single" w:sz="4" w:color="D9E2DD"/>
+              <w:bottom w:val="single" w:sz="4" w:color="D9E2DD"/>
+              <w:right w:val="single" w:sz="4" w:color="D9E2DD"/>
+              <w:insideH w:val="single" w:sz="4" w:color="D9E2DD"/>
+              <w:insideV w:val="single" w:sz="4" w:color="D9E2DD"/>
+            </w:tcBorders>
+          </w:tcPr>
+          <w:p>
+            <w:pPr/>
+            <w:r>
+              <w:t>CRP01 a CRP04</w:t>
+            </w:r>
+          </w:p>
+        </w:tc>
+        <w:tc>
+          <w:tcPr>
+            <w:tcW w:type="dxa" w:w="3024"/>
+            <w:vAlign w:val="center"/>
+            <w:tcBorders>
+              <w:top w:val="single" w:sz="4" w:color="D9E2DD"/>
+              <w:left w:val="single" w:sz="4" w:color="D9E2DD"/>
+              <w:bottom w:val="single" w:sz="4" w:color="D9E2DD"/>
+              <w:right w:val="single" w:sz="4" w:color="D9E2DD"/>
+              <w:insideH w:val="single" w:sz="4" w:color="D9E2DD"/>
+              <w:insideV w:val="single" w:sz="4" w:color="D9E2DD"/>
+            </w:tcBorders>
+          </w:tcPr>
+          <w:p>
+            <w:pPr/>
+            <w:r>
+              <w:t>Descarga privada de fotos</w:t>
+            </w:r>
+          </w:p>
+        </w:tc>
+        <w:tc>
+          <w:tcPr>
+            <w:tcW w:type="dxa" w:w="3312"/>
+            <w:vAlign w:val="center"/>
+            <w:tcBorders>
+              <w:top w:val="single" w:sz="4" w:color="D9E2DD"/>
+              <w:left w:val="single" w:sz="4" w:color="D9E2DD"/>
+              <w:bottom w:val="single" w:sz="4" w:color="D9E2DD"/>
+              <w:right w:val="single" w:sz="4" w:color="D9E2DD"/>
+              <w:insideH w:val="single" w:sz="4" w:color="D9E2DD"/>
+              <w:insideV w:val="single" w:sz="4" w:color="D9E2DD"/>
+            </w:tcBorders>
+          </w:tcPr>
+          <w:p>
+            <w:pPr/>
+            <w:r>
+              <w:t>9 casos aprobados: rutas permitidas, MIME, tamaño, token en header y sin redirecciones.</w:t>
+            </w:r>
+          </w:p>
+        </w:tc>
+        <w:tc>
+          <w:tcPr>
+            <w:tcW w:type="dxa" w:w="2160"/>
+            <w:vAlign w:val="center"/>
+            <w:tcBorders>
+              <w:top w:val="single" w:sz="4" w:color="D9E2DD"/>
+              <w:left w:val="single" w:sz="4" w:color="D9E2DD"/>
+              <w:bottom w:val="single" w:sz="4" w:color="D9E2DD"/>
+              <w:right w:val="single" w:sz="4" w:color="D9E2DD"/>
+              <w:insideH w:val="single" w:sz="4" w:color="D9E2DD"/>
+              <w:insideV w:val="single" w:sz="4" w:color="D9E2DD"/>
+            </w:tcBorders>
+          </w:tcPr>
+          <w:p>
+            <w:pPr/>
+            <w:r>
+              <w:t>Aprobado E4 api.test.js</w:t>
+            </w:r>
+          </w:p>
+        </w:tc>
+      </w:tr>
+      <w:tr>
+        <w:tc>
+          <w:tcPr>
+            <w:tcW w:type="dxa" w:w="1152"/>
+            <w:vAlign w:val="center"/>
+            <w:tcBorders>
+              <w:top w:val="single" w:sz="4" w:color="D9E2DD"/>
+              <w:left w:val="single" w:sz="4" w:color="D9E2DD"/>
+              <w:bottom w:val="single" w:sz="4" w:color="D9E2DD"/>
+              <w:right w:val="single" w:sz="4" w:color="D9E2DD"/>
+              <w:insideH w:val="single" w:sz="4" w:color="D9E2DD"/>
+              <w:insideV w:val="single" w:sz="4" w:color="D9E2DD"/>
+            </w:tcBorders>
+          </w:tcPr>
+          <w:p>
+            <w:pPr/>
+            <w:r>
+              <w:t>CRM01 a CRM06</w:t>
+            </w:r>
+          </w:p>
+        </w:tc>
+        <w:tc>
+          <w:tcPr>
+            <w:tcW w:type="dxa" w:w="3024"/>
+            <w:vAlign w:val="center"/>
+            <w:tcBorders>
+              <w:top w:val="single" w:sz="4" w:color="D9E2DD"/>
+              <w:left w:val="single" w:sz="4" w:color="D9E2DD"/>
+              <w:bottom w:val="single" w:sz="4" w:color="D9E2DD"/>
+              <w:right w:val="single" w:sz="4" w:color="D9E2DD"/>
+              <w:insideH w:val="single" w:sz="4" w:color="D9E2DD"/>
+              <w:insideV w:val="single" w:sz="4" w:color="D9E2DD"/>
+            </w:tcBorders>
+          </w:tcPr>
+          <w:p>
+            <w:pPr/>
+            <w:r>
+              <w:t>Adaptador de Maps</w:t>
+            </w:r>
+          </w:p>
+        </w:tc>
+        <w:tc>
+          <w:tcPr>
+            <w:tcW w:type="dxa" w:w="3312"/>
+            <w:vAlign w:val="center"/>
+            <w:tcBorders>
+              <w:top w:val="single" w:sz="4" w:color="D9E2DD"/>
+              <w:left w:val="single" w:sz="4" w:color="D9E2DD"/>
+              <w:bottom w:val="single" w:sz="4" w:color="D9E2DD"/>
+              <w:right w:val="single" w:sz="4" w:color="D9E2DD"/>
+              <w:insideH w:val="single" w:sz="4" w:color="D9E2DD"/>
+              <w:insideV w:val="single" w:sz="4" w:color="D9E2DD"/>
+            </w:tcBorders>
+          </w:tcPr>
+          <w:p>
+            <w:pPr/>
+            <w:r>
+              <w:t>14 casos aprobados con SDK simulado; coordenadas, colores, selección, limpieza y falta de clave.</w:t>
+            </w:r>
+          </w:p>
+        </w:tc>
+        <w:tc>
+          <w:tcPr>
+            <w:tcW w:type="dxa" w:w="2160"/>
+            <w:vAlign w:val="center"/>
+            <w:tcBorders>
+              <w:top w:val="single" w:sz="4" w:color="D9E2DD"/>
+              <w:left w:val="single" w:sz="4" w:color="D9E2DD"/>
+              <w:bottom w:val="single" w:sz="4" w:color="D9E2DD"/>
+              <w:right w:val="single" w:sz="4" w:color="D9E2DD"/>
+              <w:insideH w:val="single" w:sz="4" w:color="D9E2DD"/>
+              <w:insideV w:val="single" w:sz="4" w:color="D9E2DD"/>
+            </w:tcBorders>
+          </w:tcPr>
+          <w:p>
+            <w:pPr/>
+            <w:r>
+              <w:t>Aprobado E4 croquis-map.test.js; no equivale a Maps real</w:t>
+            </w:r>
+          </w:p>
+        </w:tc>
+      </w:tr>
+      <w:tr>
+        <w:tc>
+          <w:tcPr>
+            <w:tcW w:type="dxa" w:w="1152"/>
+            <w:vAlign w:val="center"/>
+            <w:tcBorders>
+              <w:top w:val="single" w:sz="4" w:color="D9E2DD"/>
+              <w:left w:val="single" w:sz="4" w:color="D9E2DD"/>
+              <w:bottom w:val="single" w:sz="4" w:color="D9E2DD"/>
+              <w:right w:val="single" w:sz="4" w:color="D9E2DD"/>
+              <w:insideH w:val="single" w:sz="4" w:color="D9E2DD"/>
+              <w:insideV w:val="single" w:sz="4" w:color="D9E2DD"/>
+            </w:tcBorders>
+          </w:tcPr>
+          <w:p>
+            <w:pPr/>
+            <w:r>
+              <w:t>CRB01 a CRB05</w:t>
+            </w:r>
+          </w:p>
+        </w:tc>
+        <w:tc>
+          <w:tcPr>
+            <w:tcW w:type="dxa" w:w="3024"/>
+            <w:vAlign w:val="center"/>
+            <w:tcBorders>
+              <w:top w:val="single" w:sz="4" w:color="D9E2DD"/>
+              <w:left w:val="single" w:sz="4" w:color="D9E2DD"/>
+              <w:bottom w:val="single" w:sz="4" w:color="D9E2DD"/>
+              <w:right w:val="single" w:sz="4" w:color="D9E2DD"/>
+              <w:insideH w:val="single" w:sz="4" w:color="D9E2DD"/>
+              <w:insideV w:val="single" w:sz="4" w:color="D9E2DD"/>
+            </w:tcBorders>
+          </w:tcPr>
+          <w:p>
+            <w:pPr/>
+            <w:r>
+              <w:t>Lectura web con PostGIS</w:t>
+            </w:r>
+          </w:p>
+        </w:tc>
+        <w:tc>
+          <w:tcPr>
+            <w:tcW w:type="dxa" w:w="3312"/>
+            <w:vAlign w:val="center"/>
+            <w:tcBorders>
+              <w:top w:val="single" w:sz="4" w:color="D9E2DD"/>
+              <w:left w:val="single" w:sz="4" w:color="D9E2DD"/>
+              <w:bottom w:val="single" w:sz="4" w:color="D9E2DD"/>
+              <w:right w:val="single" w:sz="4" w:color="D9E2DD"/>
+              <w:insideH w:val="single" w:sz="4" w:color="D9E2DD"/>
+              <w:insideV w:val="single" w:sz="4" w:color="D9E2DD"/>
+            </w:tcBorders>
+          </w:tcPr>
+          <w:p>
+            <w:pPr/>
+            <w:r>
+              <w:t>5 pruebas aprobadas con subcasos admin/coordinador: lectura, fotos, retiradas, token y rechazo de foto de otra empresa.</w:t>
+            </w:r>
+          </w:p>
+        </w:tc>
+        <w:tc>
+          <w:tcPr>
+            <w:tcW w:type="dxa" w:w="2160"/>
+            <w:vAlign w:val="center"/>
+            <w:tcBorders>
+              <w:top w:val="single" w:sz="4" w:color="D9E2DD"/>
+              <w:left w:val="single" w:sz="4" w:color="D9E2DD"/>
+              <w:bottom w:val="single" w:sz="4" w:color="D9E2DD"/>
+              <w:right w:val="single" w:sz="4" w:color="D9E2DD"/>
+              <w:insideH w:val="single" w:sz="4" w:color="D9E2DD"/>
+              <w:insideV w:val="single" w:sz="4" w:color="D9E2DD"/>
+            </w:tcBorders>
+          </w:tcPr>
+          <w:p>
+            <w:pPr/>
+            <w:r>
+              <w:t>Aprobado E4 test_panel_croquis_readonly.py</w:t>
+            </w:r>
+          </w:p>
+        </w:tc>
+      </w:tr>
+      <w:tr>
+        <w:tc>
+          <w:tcPr>
+            <w:tcW w:type="dxa" w:w="1152"/>
+            <w:vAlign w:val="center"/>
+            <w:tcBorders>
+              <w:top w:val="single" w:sz="4" w:color="D9E2DD"/>
+              <w:left w:val="single" w:sz="4" w:color="D9E2DD"/>
+              <w:bottom w:val="single" w:sz="4" w:color="D9E2DD"/>
+              <w:right w:val="single" w:sz="4" w:color="D9E2DD"/>
+              <w:insideH w:val="single" w:sz="4" w:color="D9E2DD"/>
+              <w:insideV w:val="single" w:sz="4" w:color="D9E2DD"/>
+            </w:tcBorders>
+          </w:tcPr>
+          <w:p>
+            <w:pPr/>
+            <w:r>
+              <w:t>CR-EXT-01</w:t>
+            </w:r>
+          </w:p>
+        </w:tc>
+        <w:tc>
+          <w:tcPr>
+            <w:tcW w:type="dxa" w:w="3024"/>
+            <w:vAlign w:val="center"/>
+            <w:tcBorders>
+              <w:top w:val="single" w:sz="4" w:color="D9E2DD"/>
+              <w:left w:val="single" w:sz="4" w:color="D9E2DD"/>
+              <w:bottom w:val="single" w:sz="4" w:color="D9E2DD"/>
+              <w:right w:val="single" w:sz="4" w:color="D9E2DD"/>
+              <w:insideH w:val="single" w:sz="4" w:color="D9E2DD"/>
+              <w:insideV w:val="single" w:sz="4" w:color="D9E2DD"/>
+            </w:tcBorders>
+          </w:tcPr>
+          <w:p>
+            <w:pPr/>
+            <w:r>
+              <w:t>Mapa satelital real</w:t>
+            </w:r>
+          </w:p>
+        </w:tc>
+        <w:tc>
+          <w:tcPr>
+            <w:tcW w:type="dxa" w:w="3312"/>
+            <w:vAlign w:val="center"/>
+            <w:tcBorders>
+              <w:top w:val="single" w:sz="4" w:color="D9E2DD"/>
+              <w:left w:val="single" w:sz="4" w:color="D9E2DD"/>
+              <w:bottom w:val="single" w:sz="4" w:color="D9E2DD"/>
+              <w:right w:val="single" w:sz="4" w:color="D9E2DD"/>
+              <w:insideH w:val="single" w:sz="4" w:color="D9E2DD"/>
+              <w:insideV w:val="single" w:sz="4" w:color="D9E2DD"/>
+            </w:tcBorders>
+          </w:tcPr>
+          <w:p>
+            <w:pPr/>
+            <w:r>
+              <w:t>Mapa real y selección desde mapa/listado verificados en localhost:5173; foto privada cargada. Rechazo de referente anterior resuelto; localhost:8080 no probado en esta repetición.</w:t>
+            </w:r>
+          </w:p>
+        </w:tc>
+        <w:tc>
+          <w:tcPr>
+            <w:tcW w:type="dxa" w:w="2160"/>
+            <w:vAlign w:val="center"/>
+            <w:tcBorders>
+              <w:top w:val="single" w:sz="4" w:color="D9E2DD"/>
+              <w:left w:val="single" w:sz="4" w:color="D9E2DD"/>
+              <w:bottom w:val="single" w:sz="4" w:color="D9E2DD"/>
+              <w:right w:val="single" w:sz="4" w:color="D9E2DD"/>
+              <w:insideH w:val="single" w:sz="4" w:color="D9E2DD"/>
+              <w:insideV w:val="single" w:sz="4" w:color="D9E2DD"/>
+            </w:tcBorders>
+          </w:tcPr>
+          <w:p>
+            <w:pPr/>
+            <w:r>
+              <w:t>Aprobado E5; captura 11 del 20/10/2026</w:t>
+            </w:r>
+          </w:p>
+        </w:tc>
+      </w:tr>
+      <w:tr>
+        <w:tc>
+          <w:tcPr>
+            <w:tcW w:type="dxa" w:w="1152"/>
+            <w:vAlign w:val="center"/>
+            <w:tcBorders>
+              <w:top w:val="single" w:sz="4" w:color="D9E2DD"/>
+              <w:left w:val="single" w:sz="4" w:color="D9E2DD"/>
+              <w:bottom w:val="single" w:sz="4" w:color="D9E2DD"/>
+              <w:right w:val="single" w:sz="4" w:color="D9E2DD"/>
+              <w:insideH w:val="single" w:sz="4" w:color="D9E2DD"/>
+              <w:insideV w:val="single" w:sz="4" w:color="D9E2DD"/>
+            </w:tcBorders>
+          </w:tcPr>
+          <w:p>
+            <w:pPr/>
+            <w:r>
+              <w:t>CR-EXT-02</w:t>
+            </w:r>
+          </w:p>
+        </w:tc>
+        <w:tc>
+          <w:tcPr>
+            <w:tcW w:type="dxa" w:w="3024"/>
+            <w:vAlign w:val="center"/>
+            <w:tcBorders>
+              <w:top w:val="single" w:sz="4" w:color="D9E2DD"/>
+              <w:left w:val="single" w:sz="4" w:color="D9E2DD"/>
+              <w:bottom w:val="single" w:sz="4" w:color="D9E2DD"/>
+              <w:right w:val="single" w:sz="4" w:color="D9E2DD"/>
+              <w:insideH w:val="single" w:sz="4" w:color="D9E2DD"/>
+              <w:insideV w:val="single" w:sz="4" w:color="D9E2DD"/>
+            </w:tcBorders>
+          </w:tcPr>
+          <w:p>
+            <w:pPr/>
+            <w:r>
+              <w:t>Croquis y visita de otra empresa</w:t>
+            </w:r>
+          </w:p>
+        </w:tc>
+        <w:tc>
+          <w:tcPr>
+            <w:tcW w:type="dxa" w:w="3312"/>
+            <w:vAlign w:val="center"/>
+            <w:tcBorders>
+              <w:top w:val="single" w:sz="4" w:color="D9E2DD"/>
+              <w:left w:val="single" w:sz="4" w:color="D9E2DD"/>
+              <w:bottom w:val="single" w:sz="4" w:color="D9E2DD"/>
+              <w:right w:val="single" w:sz="4" w:color="D9E2DD"/>
+              <w:insideH w:val="single" w:sz="4" w:color="D9E2DD"/>
+              <w:insideV w:val="single" w:sz="4" w:color="D9E2DD"/>
+            </w:tcBorders>
+          </w:tcPr>
+          <w:p>
+            <w:pPr/>
+            <w:r>
+              <w:t>30/30: ambos roles, dos empresas y ambos sentidos. Propios 200, ajenos 403 y sin token 401; sin devolución del recurso ajeno.</w:t>
+            </w:r>
+          </w:p>
+        </w:tc>
+        <w:tc>
+          <w:tcPr>
+            <w:tcW w:type="dxa" w:w="2160"/>
+            <w:vAlign w:val="center"/>
+            <w:tcBorders>
+              <w:top w:val="single" w:sz="4" w:color="D9E2DD"/>
+              <w:left w:val="single" w:sz="4" w:color="D9E2DD"/>
+              <w:bottom w:val="single" w:sz="4" w:color="D9E2DD"/>
+              <w:right w:val="single" w:sz="4" w:color="D9E2DD"/>
+              <w:insideH w:val="single" w:sz="4" w:color="D9E2DD"/>
+              <w:insideV w:val="single" w:sz="4" w:color="D9E2DD"/>
+            </w:tcBorders>
+          </w:tcPr>
+          <w:p>
+            <w:pPr/>
+            <w:r>
+              <w:t>Aprobado E4; test_company_access_postgis.py y JSON tras PR14</w:t>
+            </w:r>
+          </w:p>
+        </w:tc>
+      </w:tr>
+      <w:tr>
+        <w:tc>
+          <w:tcPr>
+            <w:tcW w:type="dxa" w:w="1152"/>
+            <w:vAlign w:val="center"/>
+            <w:tcBorders>
+              <w:top w:val="single" w:sz="4" w:color="D9E2DD"/>
+              <w:left w:val="single" w:sz="4" w:color="D9E2DD"/>
+              <w:bottom w:val="single" w:sz="4" w:color="D9E2DD"/>
+              <w:right w:val="single" w:sz="4" w:color="D9E2DD"/>
+              <w:insideH w:val="single" w:sz="4" w:color="D9E2DD"/>
+              <w:insideV w:val="single" w:sz="4" w:color="D9E2DD"/>
+            </w:tcBorders>
+          </w:tcPr>
+          <w:p>
+            <w:pPr/>
+            <w:r>
+              <w:t>TENANT</w:t>
+            </w:r>
+          </w:p>
+        </w:tc>
+        <w:tc>
+          <w:tcPr>
+            <w:tcW w:type="dxa" w:w="3024"/>
+            <w:vAlign w:val="center"/>
+            <w:tcBorders>
+              <w:top w:val="single" w:sz="4" w:color="D9E2DD"/>
+              <w:left w:val="single" w:sz="4" w:color="D9E2DD"/>
+              <w:bottom w:val="single" w:sz="4" w:color="D9E2DD"/>
+              <w:right w:val="single" w:sz="4" w:color="D9E2DD"/>
+              <w:insideH w:val="single" w:sz="4" w:color="D9E2DD"/>
+              <w:insideV w:val="single" w:sz="4" w:color="D9E2DD"/>
+            </w:tcBorders>
+          </w:tcPr>
+          <w:p>
+            <w:pPr/>
+            <w:r>
+              <w:t>Regresión detallada de aislamiento</w:t>
+            </w:r>
+          </w:p>
+        </w:tc>
+        <w:tc>
+          <w:tcPr>
+            <w:tcW w:type="dxa" w:w="3312"/>
+            <w:vAlign w:val="center"/>
+            <w:tcBorders>
+              <w:top w:val="single" w:sz="4" w:color="D9E2DD"/>
+              <w:left w:val="single" w:sz="4" w:color="D9E2DD"/>
+              <w:bottom w:val="single" w:sz="4" w:color="D9E2DD"/>
+              <w:right w:val="single" w:sz="4" w:color="D9E2DD"/>
+              <w:insideH w:val="single" w:sz="4" w:color="D9E2DD"/>
+              <w:insideV w:val="single" w:sz="4" w:color="D9E2DD"/>
+            </w:tcBorders>
+          </w:tcPr>
+          <w:p>
+            <w:pPr/>
+            <w:r>
+              <w:t>30 casos aprobados; incluidos en CR-EXT-02 y en el total de 107 backend.</w:t>
+            </w:r>
+          </w:p>
+        </w:tc>
+        <w:tc>
+          <w:tcPr>
+            <w:tcW w:type="dxa" w:w="2160"/>
+            <w:vAlign w:val="center"/>
+            <w:tcBorders>
+              <w:top w:val="single" w:sz="4" w:color="D9E2DD"/>
+              <w:left w:val="single" w:sz="4" w:color="D9E2DD"/>
+              <w:bottom w:val="single" w:sz="4" w:color="D9E2DD"/>
+              <w:right w:val="single" w:sz="4" w:color="D9E2DD"/>
+              <w:insideH w:val="single" w:sz="4" w:color="D9E2DD"/>
+              <w:insideV w:val="single" w:sz="4" w:color="D9E2DD"/>
+            </w:tcBorders>
+          </w:tcPr>
+          <w:p>
+            <w:pPr/>
+            <w:r>
+              <w:t>Aprobado E4; no sumar nuevamente</w:t>
+            </w:r>
+          </w:p>
+        </w:tc>
+      </w:tr>
+      <w:tr>
+        <w:tc>
+          <w:tcPr>
+            <w:tcW w:type="dxa" w:w="1152"/>
+            <w:vAlign w:val="center"/>
+            <w:tcBorders>
+              <w:top w:val="single" w:sz="4" w:color="D9E2DD"/>
+              <w:left w:val="single" w:sz="4" w:color="D9E2DD"/>
+              <w:bottom w:val="single" w:sz="4" w:color="D9E2DD"/>
+              <w:right w:val="single" w:sz="4" w:color="D9E2DD"/>
+              <w:insideH w:val="single" w:sz="4" w:color="D9E2DD"/>
+              <w:insideV w:val="single" w:sz="4" w:color="D9E2DD"/>
+            </w:tcBorders>
+          </w:tcPr>
+          <w:p>
+            <w:pPr/>
+            <w:r>
+              <w:t>ACCESO-EMPRESA</w:t>
+            </w:r>
+          </w:p>
+        </w:tc>
+        <w:tc>
+          <w:tcPr>
+            <w:tcW w:type="dxa" w:w="3024"/>
+            <w:vAlign w:val="center"/>
+            <w:tcBorders>
+              <w:top w:val="single" w:sz="4" w:color="D9E2DD"/>
+              <w:left w:val="single" w:sz="4" w:color="D9E2DD"/>
+              <w:bottom w:val="single" w:sz="4" w:color="D9E2DD"/>
+              <w:right w:val="single" w:sz="4" w:color="D9E2DD"/>
+              <w:insideH w:val="single" w:sz="4" w:color="D9E2DD"/>
+              <w:insideV w:val="single" w:sz="4" w:color="D9E2DD"/>
+            </w:tcBorders>
+          </w:tcPr>
+          <w:p>
+            <w:pPr/>
+            <w:r>
+              <w:t>Regresión de Javier del PR #14</w:t>
+            </w:r>
+          </w:p>
+        </w:tc>
+        <w:tc>
+          <w:tcPr>
+            <w:tcW w:type="dxa" w:w="3312"/>
+            <w:vAlign w:val="center"/>
+            <w:tcBorders>
+              <w:top w:val="single" w:sz="4" w:color="D9E2DD"/>
+              <w:left w:val="single" w:sz="4" w:color="D9E2DD"/>
+              <w:bottom w:val="single" w:sz="4" w:color="D9E2DD"/>
+              <w:right w:val="single" w:sz="4" w:color="D9E2DD"/>
+              <w:insideH w:val="single" w:sz="4" w:color="D9E2DD"/>
+              <w:insideV w:val="single" w:sz="4" w:color="D9E2DD"/>
+            </w:tcBorders>
+          </w:tcPr>
+          <w:p>
+            <w:pPr/>
+            <w:r>
+              <w:t>6 pruebas aprobadas con subcasos de lectura, PATCH ajeno, operadores y recursos inexistentes.</w:t>
+            </w:r>
+          </w:p>
+        </w:tc>
+        <w:tc>
+          <w:tcPr>
+            <w:tcW w:type="dxa" w:w="2160"/>
+            <w:vAlign w:val="center"/>
+            <w:tcBorders>
+              <w:top w:val="single" w:sz="4" w:color="D9E2DD"/>
+              <w:left w:val="single" w:sz="4" w:color="D9E2DD"/>
+              <w:bottom w:val="single" w:sz="4" w:color="D9E2DD"/>
+              <w:right w:val="single" w:sz="4" w:color="D9E2DD"/>
+              <w:insideH w:val="single" w:sz="4" w:color="D9E2DD"/>
+              <w:insideV w:val="single" w:sz="4" w:color="D9E2DD"/>
+            </w:tcBorders>
+          </w:tcPr>
+          <w:p>
+            <w:pPr/>
+            <w:r>
+              <w:t>Aprobado E4; test_acceso_empresa.py</w:t>
             </w:r>
           </w:p>
         </w:tc>
@@ -1365,6 +2430,9 @@
         <w:pStyle w:val="Heading1"/>
       </w:pPr>
       <w:r>
+        <w:rPr>
+          <w:color w:val="000000"/>
+        </w:rPr>
         <w:t>3 Evidencias requeridas</w:t>
       </w:r>
     </w:p>
@@ -1373,6 +2441,14 @@
         <w:tblStyle w:val="TableGrid"/>
         <w:tblW w:type="auto" w:w="0"/>
         <w:tblLook w:firstColumn="1" w:firstRow="1" w:lastColumn="0" w:lastRow="0" w:noHBand="0" w:noVBand="1" w:val="04A0"/>
+        <w:tblBorders>
+          <w:top w:val="single" w:sz="4" w:color="D9D9D9"/>
+          <w:left w:val="single" w:sz="4" w:color="D9D9D9"/>
+          <w:bottom w:val="single" w:sz="4" w:color="D9D9D9"/>
+          <w:right w:val="single" w:sz="4" w:color="D9D9D9"/>
+          <w:insideH w:val="single" w:sz="4" w:color="D9D9D9"/>
+          <w:insideV w:val="single" w:sz="4" w:color="D9D9D9"/>
+        </w:tblBorders>
       </w:tblPr>
       <w:tblGrid>
         <w:gridCol w:w="3360"/>
@@ -1380,6 +2456,9 @@
         <w:gridCol w:w="3360"/>
       </w:tblGrid>
       <w:tr>
+        <w:trPr>
+          <w:tblHeader/>
+        </w:trPr>
         <w:tc>
           <w:tcPr>
             <w:tcW w:type="dxa" w:w="2016"/>
@@ -1396,15 +2475,11 @@
           </w:tcPr>
           <w:p>
             <w:pPr>
+              <w:keepNext w:val="0"/>
+              <w:keepLines w:val="0"/>
               <w:spacing w:after="40" w:before="40"/>
             </w:pPr>
-            <w:r/>
             <w:r>
-              <w:rPr>
-                <w:b/>
-                <w:color w:val="FFFFFF"/>
-                <w:sz w:val="17"/>
-              </w:rPr>
               <w:t>Evidencia</w:t>
             </w:r>
           </w:p>
@@ -1425,16 +2500,12 @@
           </w:tcPr>
           <w:p>
             <w:pPr>
+              <w:keepNext w:val="0"/>
+              <w:keepLines w:val="0"/>
               <w:spacing w:after="40" w:before="40"/>
             </w:pPr>
-            <w:r/>
             <w:r>
-              <w:rPr>
-                <w:b/>
-                <w:color w:val="FFFFFF"/>
-                <w:sz w:val="17"/>
-              </w:rPr>
-              <w:t>Contenido mínimo</w:t>
+              <w:t>Resultado y alcance</w:t>
             </w:r>
           </w:p>
         </w:tc>
@@ -1454,16 +2525,240 @@
           </w:tcPr>
           <w:p>
             <w:pPr>
+              <w:keepNext w:val="0"/>
+              <w:keepLines w:val="0"/>
               <w:spacing w:after="40" w:before="40"/>
             </w:pPr>
-            <w:r/>
             <w:r>
-              <w:rPr>
-                <w:b/>
-                <w:color w:val="FFFFFF"/>
-                <w:sz w:val="17"/>
-              </w:rPr>
-              <w:t>Ubicación sugerida</w:t>
+              <w:t>Ubicación</w:t>
+            </w:r>
+          </w:p>
+        </w:tc>
+      </w:tr>
+      <w:tr>
+        <w:trPr/>
+        <w:tc>
+          <w:tcPr>
+            <w:tcW w:type="dxa" w:w="2016"/>
+            <w:vAlign w:val="center"/>
+            <w:tcBorders>
+              <w:top w:val="single" w:sz="4" w:color="D9E2DD"/>
+              <w:left w:val="single" w:sz="4" w:color="D9E2DD"/>
+              <w:bottom w:val="single" w:sz="4" w:color="D9E2DD"/>
+              <w:right w:val="single" w:sz="4" w:color="D9E2DD"/>
+              <w:insideH w:val="single" w:sz="4" w:color="D9E2DD"/>
+              <w:insideV w:val="single" w:sz="4" w:color="D9E2DD"/>
+            </w:tcBorders>
+          </w:tcPr>
+          <w:p>
+            <w:pPr>
+              <w:keepNext w:val="0"/>
+              <w:keepLines w:val="0"/>
+              <w:spacing w:after="40" w:before="40"/>
+            </w:pPr>
+            <w:r>
+              <w:t>E1 Script 06/10/2026 16:14</w:t>
+            </w:r>
+          </w:p>
+        </w:tc>
+        <w:tc>
+          <w:tcPr>
+            <w:tcW w:type="dxa" w:w="4464"/>
+            <w:vAlign w:val="center"/>
+            <w:tcBorders>
+              <w:top w:val="single" w:sz="4" w:color="D9E2DD"/>
+              <w:left w:val="single" w:sz="4" w:color="D9E2DD"/>
+              <w:bottom w:val="single" w:sz="4" w:color="D9E2DD"/>
+              <w:right w:val="single" w:sz="4" w:color="D9E2DD"/>
+              <w:insideH w:val="single" w:sz="4" w:color="D9E2DD"/>
+              <w:insideV w:val="single" w:sz="4" w:color="D9E2DD"/>
+            </w:tcBorders>
+          </w:tcPr>
+          <w:p>
+            <w:pPr>
+              <w:keepNext w:val="0"/>
+              <w:keepLines w:val="0"/>
+              <w:spacing w:after="40" w:before="40"/>
+            </w:pPr>
+            <w:r>
+              <w:t>32 aprobados, 0 fallidos, 0 omitidos: 17 integración, 12 seguridad, 3 rendimiento.</w:t>
+            </w:r>
+          </w:p>
+        </w:tc>
+        <w:tc>
+          <w:tcPr>
+            <w:tcW w:type="dxa" w:w="3168"/>
+            <w:vAlign w:val="center"/>
+            <w:tcBorders>
+              <w:top w:val="single" w:sz="4" w:color="D9E2DD"/>
+              <w:left w:val="single" w:sz="4" w:color="D9E2DD"/>
+              <w:bottom w:val="single" w:sz="4" w:color="D9E2DD"/>
+              <w:right w:val="single" w:sz="4" w:color="D9E2DD"/>
+              <w:insideH w:val="single" w:sz="4" w:color="D9E2DD"/>
+              <w:insideV w:val="single" w:sz="4" w:color="D9E2DD"/>
+            </w:tcBorders>
+          </w:tcPr>
+          <w:p>
+            <w:pPr>
+              <w:keepNext w:val="0"/>
+              <w:keepLines w:val="0"/>
+              <w:spacing w:after="40" w:before="40"/>
+            </w:pPr>
+            <w:r>
+              <w:t>pruebas/resultados_2026-10-06_1614.md y JSON del mismo nombre</w:t>
+            </w:r>
+          </w:p>
+        </w:tc>
+      </w:tr>
+      <w:tr>
+        <w:trPr/>
+        <w:tc>
+          <w:tcPr>
+            <w:tcW w:type="dxa" w:w="2016"/>
+            <w:vAlign w:val="center"/>
+            <w:tcBorders>
+              <w:top w:val="single" w:sz="4" w:color="D9E2DD"/>
+              <w:left w:val="single" w:sz="4" w:color="D9E2DD"/>
+              <w:bottom w:val="single" w:sz="4" w:color="D9E2DD"/>
+              <w:right w:val="single" w:sz="4" w:color="D9E2DD"/>
+              <w:insideH w:val="single" w:sz="4" w:color="D9E2DD"/>
+              <w:insideV w:val="single" w:sz="4" w:color="D9E2DD"/>
+            </w:tcBorders>
+            <w:shd w:fill="F1F5F2"/>
+          </w:tcPr>
+          <w:p>
+            <w:pPr>
+              <w:keepNext w:val="0"/>
+              <w:keepLines w:val="0"/>
+              <w:spacing w:after="40" w:before="40"/>
+            </w:pPr>
+            <w:r>
+              <w:t>E2 Panel 09/10/2026</w:t>
+            </w:r>
+          </w:p>
+        </w:tc>
+        <w:tc>
+          <w:tcPr>
+            <w:tcW w:type="dxa" w:w="4464"/>
+            <w:vAlign w:val="center"/>
+            <w:tcBorders>
+              <w:top w:val="single" w:sz="4" w:color="D9E2DD"/>
+              <w:left w:val="single" w:sz="4" w:color="D9E2DD"/>
+              <w:bottom w:val="single" w:sz="4" w:color="D9E2DD"/>
+              <w:right w:val="single" w:sz="4" w:color="D9E2DD"/>
+              <w:insideH w:val="single" w:sz="4" w:color="D9E2DD"/>
+              <w:insideV w:val="single" w:sz="4" w:color="D9E2DD"/>
+            </w:tcBorders>
+            <w:shd w:fill="F1F5F2"/>
+          </w:tcPr>
+          <w:p>
+            <w:pPr>
+              <w:keepNext w:val="0"/>
+              <w:keepLines w:val="0"/>
+              <w:spacing w:after="40" w:before="40"/>
+            </w:pPr>
+            <w:r>
+              <w:t>51 aprobadas: 29 frontend, 6 contrato HTTP, 5 fecha chilena y 11 integración PostGIS real.</w:t>
+            </w:r>
+          </w:p>
+        </w:tc>
+        <w:tc>
+          <w:tcPr>
+            <w:tcW w:type="dxa" w:w="3168"/>
+            <w:vAlign w:val="center"/>
+            <w:tcBorders>
+              <w:top w:val="single" w:sz="4" w:color="D9E2DD"/>
+              <w:left w:val="single" w:sz="4" w:color="D9E2DD"/>
+              <w:bottom w:val="single" w:sz="4" w:color="D9E2DD"/>
+              <w:right w:val="single" w:sz="4" w:color="D9E2DD"/>
+              <w:insideH w:val="single" w:sz="4" w:color="D9E2DD"/>
+              <w:insideV w:val="single" w:sz="4" w:color="D9E2DD"/>
+            </w:tcBorders>
+            <w:shd w:fill="F1F5F2"/>
+          </w:tcPr>
+          <w:p>
+            <w:pPr>
+              <w:keepNext w:val="0"/>
+              <w:keepLines w:val="0"/>
+              <w:spacing w:after="40" w:before="40"/>
+            </w:pPr>
+            <w:r>
+              <w:t>Fase 2/Evidencias Proyecto/pruebas/Panel_regresion_2026-10-09.md</w:t>
+            </w:r>
+          </w:p>
+        </w:tc>
+      </w:tr>
+      <w:tr>
+        <w:trPr/>
+        <w:tc>
+          <w:tcPr>
+            <w:tcW w:type="dxa" w:w="2016"/>
+            <w:vAlign w:val="center"/>
+            <w:tcBorders>
+              <w:top w:val="single" w:sz="4" w:color="D9E2DD"/>
+              <w:left w:val="single" w:sz="4" w:color="D9E2DD"/>
+              <w:bottom w:val="single" w:sz="4" w:color="D9E2DD"/>
+              <w:right w:val="single" w:sz="4" w:color="D9E2DD"/>
+              <w:insideH w:val="single" w:sz="4" w:color="D9E2DD"/>
+              <w:insideV w:val="single" w:sz="4" w:color="D9E2DD"/>
+            </w:tcBorders>
+          </w:tcPr>
+          <w:p>
+            <w:pPr>
+              <w:keepNext w:val="0"/>
+              <w:keepLines w:val="0"/>
+              <w:spacing w:after="40" w:before="40"/>
+            </w:pPr>
+            <w:r>
+              <w:t>Capturas E2</w:t>
+            </w:r>
+          </w:p>
+        </w:tc>
+        <w:tc>
+          <w:tcPr>
+            <w:tcW w:type="dxa" w:w="4464"/>
+            <w:vAlign w:val="center"/>
+            <w:tcBorders>
+              <w:top w:val="single" w:sz="4" w:color="D9E2DD"/>
+              <w:left w:val="single" w:sz="4" w:color="D9E2DD"/>
+              <w:bottom w:val="single" w:sz="4" w:color="D9E2DD"/>
+              <w:right w:val="single" w:sz="4" w:color="D9E2DD"/>
+              <w:insideH w:val="single" w:sz="4" w:color="D9E2DD"/>
+              <w:insideV w:val="single" w:sz="4" w:color="D9E2DD"/>
+            </w:tcBorders>
+          </w:tcPr>
+          <w:p>
+            <w:pPr>
+              <w:keepNext w:val="0"/>
+              <w:keepLines w:val="0"/>
+              <w:spacing w:after="40" w:before="40"/>
+            </w:pPr>
+            <w:r>
+              <w:t>Listado, edición, verano, invierno, medianoche y recarga con datos sintéticos.</w:t>
+            </w:r>
+          </w:p>
+        </w:tc>
+        <w:tc>
+          <w:tcPr>
+            <w:tcW w:type="dxa" w:w="3168"/>
+            <w:vAlign w:val="center"/>
+            <w:tcBorders>
+              <w:top w:val="single" w:sz="4" w:color="D9E2DD"/>
+              <w:left w:val="single" w:sz="4" w:color="D9E2DD"/>
+              <w:bottom w:val="single" w:sz="4" w:color="D9E2DD"/>
+              <w:right w:val="single" w:sz="4" w:color="D9E2DD"/>
+              <w:insideH w:val="single" w:sz="4" w:color="D9E2DD"/>
+              <w:insideV w:val="single" w:sz="4" w:color="D9E2DD"/>
+            </w:tcBorders>
+          </w:tcPr>
+          <w:p>
+            <w:pPr>
+              <w:keepNext w:val="0"/>
+              <w:keepLines w:val="0"/>
+              <w:spacing w:after="40" w:before="40"/>
+            </w:pPr>
+            <w:r>
+              <w:t>Fase 2/Evidencias Proyecto/pruebas/capturas</w:t>
             </w:r>
           </w:p>
         </w:tc>
@@ -1483,16 +2778,9 @@
             </w:tcBorders>
           </w:tcPr>
           <w:p>
-            <w:pPr>
-              <w:spacing w:after="40" w:before="40"/>
-            </w:pPr>
-            <w:r/>
+            <w:pPr/>
             <w:r>
-              <w:rPr>
-                <w:b w:val="0"/>
-                <w:sz w:val="17"/>
-              </w:rPr>
-              <w:t>Reporte de pruebas</w:t>
+              <w:t>E3 Panel y croquis web 19/10/2026</w:t>
             </w:r>
           </w:p>
         </w:tc>
@@ -1510,16 +2798,9 @@
             </w:tcBorders>
           </w:tcPr>
           <w:p>
-            <w:pPr>
-              <w:spacing w:after="40" w:before="40"/>
-            </w:pPr>
-            <w:r/>
+            <w:pPr/>
             <w:r>
-              <w:rPr>
-                <w:b w:val="0"/>
-                <w:sz w:val="17"/>
-              </w:rPr>
-              <w:t>ID, fecha, ambiente, resultado y observación</w:t>
+              <w:t>169 aprobadas: 98 frontend y 71 backend; 0 fallidas, 0 omitidas. Build y npm audit sin hallazgos en esta ejecución.</w:t>
             </w:r>
           </w:p>
         </w:tc>
@@ -1537,102 +2818,9 @@
             </w:tcBorders>
           </w:tcPr>
           <w:p>
-            <w:pPr>
-              <w:spacing w:after="40" w:before="40"/>
-            </w:pPr>
-            <w:r/>
+            <w:pPr/>
             <w:r>
-              <w:rPr>
-                <w:b w:val="0"/>
-                <w:sz w:val="17"/>
-              </w:rPr>
-              <w:t>Fase 2/Evidencias Proyecto/pruebas</w:t>
-            </w:r>
-          </w:p>
-        </w:tc>
-      </w:tr>
-      <w:tr>
-        <w:tc>
-          <w:tcPr>
-            <w:tcW w:type="dxa" w:w="2016"/>
-            <w:vAlign w:val="center"/>
-            <w:tcBorders>
-              <w:top w:val="single" w:sz="4" w:color="D9E2DD"/>
-              <w:left w:val="single" w:sz="4" w:color="D9E2DD"/>
-              <w:bottom w:val="single" w:sz="4" w:color="D9E2DD"/>
-              <w:right w:val="single" w:sz="4" w:color="D9E2DD"/>
-              <w:insideH w:val="single" w:sz="4" w:color="D9E2DD"/>
-              <w:insideV w:val="single" w:sz="4" w:color="D9E2DD"/>
-            </w:tcBorders>
-            <w:shd w:fill="F1F5F2"/>
-          </w:tcPr>
-          <w:p>
-            <w:pPr>
-              <w:spacing w:after="40" w:before="40"/>
-            </w:pPr>
-            <w:r/>
-            <w:r>
-              <w:rPr>
-                <w:b w:val="0"/>
-                <w:sz w:val="17"/>
-              </w:rPr>
-              <w:t>Capturas</w:t>
-            </w:r>
-          </w:p>
-        </w:tc>
-        <w:tc>
-          <w:tcPr>
-            <w:tcW w:type="dxa" w:w="4464"/>
-            <w:vAlign w:val="center"/>
-            <w:tcBorders>
-              <w:top w:val="single" w:sz="4" w:color="D9E2DD"/>
-              <w:left w:val="single" w:sz="4" w:color="D9E2DD"/>
-              <w:bottom w:val="single" w:sz="4" w:color="D9E2DD"/>
-              <w:right w:val="single" w:sz="4" w:color="D9E2DD"/>
-              <w:insideH w:val="single" w:sz="4" w:color="D9E2DD"/>
-              <w:insideV w:val="single" w:sz="4" w:color="D9E2DD"/>
-            </w:tcBorders>
-            <w:shd w:fill="F1F5F2"/>
-          </w:tcPr>
-          <w:p>
-            <w:pPr>
-              <w:spacing w:after="40" w:before="40"/>
-            </w:pPr>
-            <w:r/>
-            <w:r>
-              <w:rPr>
-                <w:b w:val="0"/>
-                <w:sz w:val="17"/>
-              </w:rPr>
-              <w:t>Login, agenda, cliente y visita</w:t>
-            </w:r>
-          </w:p>
-        </w:tc>
-        <w:tc>
-          <w:tcPr>
-            <w:tcW w:type="dxa" w:w="3168"/>
-            <w:vAlign w:val="center"/>
-            <w:tcBorders>
-              <w:top w:val="single" w:sz="4" w:color="D9E2DD"/>
-              <w:left w:val="single" w:sz="4" w:color="D9E2DD"/>
-              <w:bottom w:val="single" w:sz="4" w:color="D9E2DD"/>
-              <w:right w:val="single" w:sz="4" w:color="D9E2DD"/>
-              <w:insideH w:val="single" w:sz="4" w:color="D9E2DD"/>
-              <w:insideV w:val="single" w:sz="4" w:color="D9E2DD"/>
-            </w:tcBorders>
-            <w:shd w:fill="F1F5F2"/>
-          </w:tcPr>
-          <w:p>
-            <w:pPr>
-              <w:spacing w:after="40" w:before="40"/>
-            </w:pPr>
-            <w:r/>
-            <w:r>
-              <w:rPr>
-                <w:b w:val="0"/>
-                <w:sz w:val="17"/>
-              </w:rPr>
-              <w:t>Fase 2/Evidencias Proyecto/capturas</w:t>
+              <w:t>Fase 2/Evidencias Proyecto/pruebas/Croquis_web_2026-10-19.md</w:t>
             </w:r>
           </w:p>
         </w:tc>
@@ -1652,16 +2840,9 @@
             </w:tcBorders>
           </w:tcPr>
           <w:p>
-            <w:pPr>
-              <w:spacing w:after="40" w:before="40"/>
-            </w:pPr>
-            <w:r/>
+            <w:pPr/>
             <w:r>
-              <w:rPr>
-                <w:b w:val="0"/>
-                <w:sz w:val="17"/>
-              </w:rPr>
-              <w:t>Rendimiento</w:t>
+              <w:t>Capturas E3 croquis</w:t>
             </w:r>
           </w:p>
         </w:tc>
@@ -1679,16 +2860,9 @@
             </w:tcBorders>
           </w:tcPr>
           <w:p>
-            <w:pPr>
-              <w:spacing w:after="40" w:before="40"/>
-            </w:pPr>
-            <w:r/>
+            <w:pPr/>
             <w:r>
-              <w:rPr>
-                <w:b w:val="0"/>
-                <w:sz w:val="17"/>
-              </w:rPr>
-              <w:t>Consulta, cantidad de registros y tiempo</w:t>
+              <w:t>Foto sintética cargada; retirada gris; propuesta IA; ausencia de croquis; escritorio 1366 y móvil 390/320 px.</w:t>
             </w:r>
           </w:p>
         </w:tc>
@@ -1706,16 +2880,9 @@
             </w:tcBorders>
           </w:tcPr>
           <w:p>
-            <w:pPr>
-              <w:spacing w:after="40" w:before="40"/>
-            </w:pPr>
-            <w:r/>
+            <w:pPr/>
             <w:r>
-              <w:rPr>
-                <w:b w:val="0"/>
-                <w:sz w:val="17"/>
-              </w:rPr>
-              <w:t>Fase 2/Evidencias Proyecto/pruebas</w:t>
+              <w:t>capturas/panel_2026-10-19/07 a 10; la captura 10 registra el rechazo de Google real</w:t>
             </w:r>
           </w:p>
         </w:tc>
@@ -1733,19 +2900,11 @@
               <w:insideH w:val="single" w:sz="4" w:color="D9E2DD"/>
               <w:insideV w:val="single" w:sz="4" w:color="D9E2DD"/>
             </w:tcBorders>
-            <w:shd w:fill="F1F5F2"/>
           </w:tcPr>
           <w:p>
-            <w:pPr>
-              <w:spacing w:after="40" w:before="40"/>
-            </w:pPr>
-            <w:r/>
+            <w:pPr/>
             <w:r>
-              <w:rPr>
-                <w:b w:val="0"/>
-                <w:sz w:val="17"/>
-              </w:rPr>
-              <w:t>Seguridad</w:t>
+              <w:t>E4 PR14 20/10/2026</w:t>
             </w:r>
           </w:p>
         </w:tc>
@@ -1761,19 +2920,11 @@
               <w:insideH w:val="single" w:sz="4" w:color="D9E2DD"/>
               <w:insideV w:val="single" w:sz="4" w:color="D9E2DD"/>
             </w:tcBorders>
-            <w:shd w:fill="F1F5F2"/>
           </w:tcPr>
           <w:p>
-            <w:pPr>
-              <w:spacing w:after="40" w:before="40"/>
-            </w:pPr>
-            <w:r/>
+            <w:pPr/>
             <w:r>
-              <w:rPr>
-                <w:b w:val="0"/>
-                <w:sz w:val="17"/>
-              </w:rPr>
-              <w:t>Requests 401/403 y control de tenant</w:t>
+              <w:t>205 aprobadas: 107 backend y 98 frontend; 0 fallidas, 0 errores, 0 omitidas. Incluye las 30 de aislamiento. Build correcto.</w:t>
             </w:r>
           </w:p>
         </w:tc>
@@ -1789,19 +2940,73 @@
               <w:insideH w:val="single" w:sz="4" w:color="D9E2DD"/>
               <w:insideV w:val="single" w:sz="4" w:color="D9E2DD"/>
             </w:tcBorders>
-            <w:shd w:fill="F1F5F2"/>
           </w:tcPr>
           <w:p>
-            <w:pPr>
-              <w:spacing w:after="40" w:before="40"/>
-            </w:pPr>
-            <w:r/>
+            <w:pPr/>
             <w:r>
-              <w:rPr>
-                <w:b w:val="0"/>
-                <w:sz w:val="17"/>
-              </w:rPr>
-              <w:t>Fase 2/Evidencias Proyecto/pruebas</w:t>
+              <w:t>Verificacion_PR14_2026-10-20.md y los tres JSON asociados, carpeta pruebas</w:t>
+            </w:r>
+          </w:p>
+        </w:tc>
+      </w:tr>
+      <w:tr>
+        <w:tc>
+          <w:tcPr>
+            <w:tcW w:type="dxa" w:w="2016"/>
+            <w:vAlign w:val="center"/>
+            <w:tcBorders>
+              <w:top w:val="single" w:sz="4" w:color="D9E2DD"/>
+              <w:left w:val="single" w:sz="4" w:color="D9E2DD"/>
+              <w:bottom w:val="single" w:sz="4" w:color="D9E2DD"/>
+              <w:right w:val="single" w:sz="4" w:color="D9E2DD"/>
+              <w:insideH w:val="single" w:sz="4" w:color="D9E2DD"/>
+              <w:insideV w:val="single" w:sz="4" w:color="D9E2DD"/>
+            </w:tcBorders>
+          </w:tcPr>
+          <w:p>
+            <w:pPr/>
+            <w:r>
+              <w:t>E5 Maps real 20/10/2026</w:t>
+            </w:r>
+          </w:p>
+        </w:tc>
+        <w:tc>
+          <w:tcPr>
+            <w:tcW w:type="dxa" w:w="4464"/>
+            <w:vAlign w:val="center"/>
+            <w:tcBorders>
+              <w:top w:val="single" w:sz="4" w:color="D9E2DD"/>
+              <w:left w:val="single" w:sz="4" w:color="D9E2DD"/>
+              <w:bottom w:val="single" w:sz="4" w:color="D9E2DD"/>
+              <w:right w:val="single" w:sz="4" w:color="D9E2DD"/>
+              <w:insideH w:val="single" w:sz="4" w:color="D9E2DD"/>
+              <w:insideV w:val="single" w:sz="4" w:color="D9E2DD"/>
+            </w:tcBorders>
+          </w:tcPr>
+          <w:p>
+            <w:pPr/>
+            <w:r>
+              <w:t>Prueba manual aprobada en localhost:5173; mapa satelital, selección y foto sintética privada. No se suma al conteo automatizado.</w:t>
+            </w:r>
+          </w:p>
+        </w:tc>
+        <w:tc>
+          <w:tcPr>
+            <w:tcW w:type="dxa" w:w="3168"/>
+            <w:vAlign w:val="center"/>
+            <w:tcBorders>
+              <w:top w:val="single" w:sz="4" w:color="D9E2DD"/>
+              <w:left w:val="single" w:sz="4" w:color="D9E2DD"/>
+              <w:bottom w:val="single" w:sz="4" w:color="D9E2DD"/>
+              <w:right w:val="single" w:sz="4" w:color="D9E2DD"/>
+              <w:insideH w:val="single" w:sz="4" w:color="D9E2DD"/>
+              <w:insideV w:val="single" w:sz="4" w:color="D9E2DD"/>
+            </w:tcBorders>
+          </w:tcPr>
+          <w:p>
+            <w:pPr/>
+            <w:r>
+              <w:t>Croquis_maps_real_2026-10-20.md; capturas/panel_2026-10-19/11_maps_real_2026-10-20.png</w:t>
             </w:r>
           </w:p>
         </w:tc>
@@ -1817,6 +3022,9 @@
         <w:pStyle w:val="Heading1"/>
       </w:pPr>
       <w:r>
+        <w:rPr>
+          <w:color w:val="000000"/>
+        </w:rPr>
         <w:t>4 Criterio de aprobación</w:t>
       </w:r>
     </w:p>
@@ -1825,7 +3033,87 @@
         <w:spacing w:after="120"/>
       </w:pPr>
       <w:r>
-        <w:t>El flujo integrado se considera aprobado cuando completa al menos 4 de 5 escenarios de prueba definidos con el cliente, sin defectos críticos abiertos y con evidencia suficiente para repetir la validación.</w:t>
+        <w:t>La conformidad técnica se determina por cada ejecución y su alcance. El criterio de 4 de 5 escenarios sin defectos críticos es una propuesta de aceptación para confirmar con Rodrigo Quiroga; no hay acta firmada que lo convierta en un resultado del cliente.</w:t>
+      </w:r>
+    </w:p>
+    <w:p>
+      <w:pPr>
+        <w:pStyle w:val="Heading1"/>
+      </w:pPr>
+      <w:r>
+        <w:rPr>
+          <w:color w:val="000000"/>
+        </w:rPr>
+        <w:t>5 Interpretación y límites</w:t>
+      </w:r>
+    </w:p>
+    <w:p>
+      <w:r>
+        <w:t>E1 conserva una ejecución anterior de las 16:09 con 29 aprobados y 3 fallidos. La ejecución de las 16:14 supera esos tres casos; se usa como resultado final del script, sin borrar el historial original.</w:t>
+      </w:r>
+    </w:p>
+    <w:p>
+      <w:r>
+        <w:t>Las ejecuciones históricas no se suman como requisitos distintos. La primera comprobación de aislamiento obtuvo 22/30, con 8 accesos ajenos devueltos como 200; después del PR #14 los mismos 30 casos aprobaron. Se conservan ambos JSON y reportes para mostrar el defecto y su cierre, sin ocultar los fallos iniciales.</w:t>
+      </w:r>
+    </w:p>
+    <w:p>
+      <w:r>
+        <w:t>Los casos PR-01/02/03 usaron p95 &lt; 2 s y cero errores. Los resultados corresponden al entorno local y a sus datos, no a una prueba de capacidad en producción.</w:t>
+      </w:r>
+    </w:p>
+    <w:p>
+      <w:r>
+        <w:t>PS-12 verifica rechazo del webhook sin firma, no una conversación real con WhatsApp. Tampoco se acredita generación IA de croquis, sincronización offline ni validación de usuario final.</w:t>
+      </w:r>
+    </w:p>
+    <w:p>
+      <w:r>
+        <w:t>VIS-002 queda cubierto por la prueba PostGIS de E3 que cancela una visita con croquis y trampa y comprueba que conserva los tres registros. La prueba no borra datos de trabajo.</w:t>
+      </w:r>
+    </w:p>
+    <w:p>
+      <w:pPr>
+        <w:pStyle w:val="Heading1"/>
+      </w:pPr>
+      <w:r>
+        <w:rPr>
+          <w:color w:val="000000"/>
+        </w:rPr>
+        <w:t>6 Reproducción</w:t>
+      </w:r>
+    </w:p>
+    <w:p>
+      <w:r>
+        <w:t>Script de API desde la raíz: python pruebas/ejecutar_pruebas.py --url http://localhost:8000. Usar un entorno de demostración separado: el script crea clientes/visitas y modifica una trampa de demo; no ejecutarlo sobre datos de trabajo.</w:t>
+      </w:r>
+    </w:p>
+    <w:p>
+      <w:r>
+        <w:t>Frontend: npm ci, npm test y npm run build. Backend: python -B -m unittest discover -s tests -v. PANEL_TEST_DATABASE_URL debe apuntar a panel_regression para 26 casos; CROQUIS_TEST_DATABASE_URL a croquis_regression para 56 casos de terreno, lectura web y aislamiento. Ambas bases aisladas requieren schema.sql y migracion_croquis_terreno.sql. Los otros 25 casos backend no requieren esas bases. Sin las variables se omiten pruebas y la ejecución no equivale al resultado E4.</w:t>
+      </w:r>
+    </w:p>
+    <w:p>
+      <w:pPr>
+        <w:pStyle w:val="Heading1"/>
+      </w:pPr>
+      <w:r>
+        <w:t>7 Alcance y condiciones de entrega del visor</w:t>
+      </w:r>
+    </w:p>
+    <w:p>
+      <w:r>
+        <w:t>PANEL-CROQ-01 y la regresión del panel disponen de 205 pruebas aprobadas. Frontend: 26 utilidades, 18 HTTP, 24 de interacción general, 16 del visor y 14 del adaptador Maps. Backend: 20 de contrato, 5 de zona horaria, 26 PostGIS panel, 15 croquis en terreno, 5 lectura web, 30 de aislamiento y 6 de Javier para PR #14. Los subcasos y las pruebas de aislamiento ya están incluidos; no se suman otra vez.</w:t>
+      </w:r>
+    </w:p>
+    <w:p>
+      <w:r>
+        <w:t>CR-EXT-01 aprobó el mapa satelital real, selección desde mapa/listado y foto privada en localhost:5173. CR-EXT-02 aprobó el aislamiento tras PR #14: 12 accesos propios 200, 12 ajenos 403 y 6 sin token 401. Las capturas usan una imagen sintética y los datos son de prueba. No se certifican un despliegue remoto ni la aceptación del cliente, cuyo acta sigue sin firma.</w:t>
+      </w:r>
+    </w:p>
+    <w:p>
+      <w:r>
+        <w:t>Archivos originales de E4: resultados_backend_pr14_2026-10-20.json, resultados_frontend_pr14_2026-10-20.json y resultados_aislamiento_empresas_pr14_2026-10-20.json. La ejecución fallida previa está en resultados_aislamiento_empresas_2026-10-20.json. Todos se encuentran en Fase 2/Evidencias Proyecto/pruebas.</w:t>
       </w:r>
     </w:p>
     <w:sectPr>
@@ -2615,7 +3903,7 @@
       <w:rFonts w:asciiTheme="majorHAnsi" w:eastAsiaTheme="majorEastAsia" w:hAnsiTheme="majorHAnsi" w:cstheme="majorBidi"/>
       <w:i/>
       <w:iCs/>
-      <w:color w:val="4F81BD" w:themeColor="accent1"/>
+      <w:color w:val="000000"/>
       <w:spacing w:val="15"/>
       <w:sz w:val="24"/>
       <w:szCs w:val="24"/>
